--- a/docs/patent/docx/专利12_跨平台Agent互操作API.docx
+++ b/docs/patent/docx/专利12_跨平台Agent互操作API.docx
@@ -4,55 +4,93 @@
   <w:body>
     <w:p>
       <w:pPr>
-        <w:pStyle w:val="Heading1"/>
+        <w:spacing w:before="240" w:after="160"/>
+        <w:ind w:left="0"/>
       </w:pPr>
       <w:r>
+        <w:rPr>
+          <w:rFonts w:eastAsia="微软雅黑"/>
+          <w:rFonts w:ascii="微软雅黑" w:hAnsi="微软雅黑"/>
+          <w:b/>
+          <w:color w:val="1F497D"/>
+          <w:sz w:val="32"/>
+        </w:rPr>
         <w:t>发明专利申请</w:t>
       </w:r>
     </w:p>
     <w:p>
       <w:pPr>
-        <w:pStyle w:val="Heading2"/>
+        <w:spacing w:before="200" w:after="120"/>
+        <w:ind w:left="0"/>
       </w:pPr>
       <w:r>
+        <w:rPr>
+          <w:rFonts w:eastAsia="微软雅黑"/>
+          <w:rFonts w:ascii="微软雅黑" w:hAnsi="微软雅黑"/>
+          <w:b/>
+          <w:color w:val="1F497D"/>
+          <w:sz w:val="28"/>
+        </w:rPr>
         <w:t>专利十二</w:t>
       </w:r>
     </w:p>
     <w:p>
       <w:pPr>
-        <w:pStyle w:val="Heading2"/>
+        <w:spacing w:before="200" w:after="120"/>
+        <w:ind w:left="0"/>
       </w:pPr>
       <w:r>
+        <w:rPr>
+          <w:rFonts w:eastAsia="微软雅黑"/>
+          <w:rFonts w:ascii="微软雅黑" w:hAnsi="微软雅黑"/>
+          <w:b/>
+          <w:color w:val="1F497D"/>
+          <w:sz w:val="28"/>
+        </w:rPr>
         <w:t>一种基于API密钥认证的数字分身跨平台Agent互操作系统</w:t>
       </w:r>
     </w:p>
     <w:tbl>
       <w:tblPr>
-        <w:tblStyle w:val="TableGrid"/>
+        <w:tblStyle w:val="LightGrid-Accent1"/>
         <w:tblW w:type="auto" w:w="0"/>
         <w:tblLook w:firstColumn="1" w:firstRow="1" w:lastColumn="0" w:lastRow="0" w:noHBand="0" w:noVBand="1" w:val="04A0"/>
       </w:tblPr>
       <w:tblGrid>
-        <w:gridCol w:w="4320"/>
-        <w:gridCol w:w="4320"/>
+        <w:gridCol w:w="4392"/>
+        <w:gridCol w:w="4392"/>
       </w:tblGrid>
       <w:tr>
         <w:tc>
           <w:tcPr>
-            <w:tcW w:type="dxa" w:w="4320"/>
+            <w:tcW w:type="dxa" w:w="4392"/>
           </w:tcPr>
           <w:p>
+            <w:r/>
             <w:r>
+              <w:rPr>
+                <w:rFonts w:eastAsia="微软雅黑"/>
+                <w:rFonts w:ascii="微软雅黑" w:hAnsi="微软雅黑"/>
+                <w:b/>
+                <w:sz w:val="20"/>
+              </w:rPr>
               <w:t>项目</w:t>
             </w:r>
           </w:p>
         </w:tc>
         <w:tc>
           <w:tcPr>
-            <w:tcW w:type="dxa" w:w="4320"/>
+            <w:tcW w:type="dxa" w:w="4392"/>
           </w:tcPr>
           <w:p>
+            <w:r/>
             <w:r>
+              <w:rPr>
+                <w:rFonts w:eastAsia="微软雅黑"/>
+                <w:rFonts w:ascii="微软雅黑" w:hAnsi="微软雅黑"/>
+                <w:b/>
+                <w:sz w:val="20"/>
+              </w:rPr>
               <w:t>内容</w:t>
             </w:r>
           </w:p>
@@ -61,20 +99,34 @@
       <w:tr>
         <w:tc>
           <w:tcPr>
-            <w:tcW w:type="dxa" w:w="4320"/>
+            <w:tcW w:type="dxa" w:w="4392"/>
           </w:tcPr>
           <w:p>
+            <w:r/>
             <w:r>
+              <w:rPr>
+                <w:rFonts w:eastAsia="微软雅黑"/>
+                <w:rFonts w:ascii="微软雅黑" w:hAnsi="微软雅黑"/>
+                <w:b w:val="0"/>
+                <w:sz w:val="19"/>
+              </w:rPr>
               <w:t>发明名称</w:t>
             </w:r>
           </w:p>
         </w:tc>
         <w:tc>
           <w:tcPr>
-            <w:tcW w:type="dxa" w:w="4320"/>
+            <w:tcW w:type="dxa" w:w="4392"/>
           </w:tcPr>
           <w:p>
+            <w:r/>
             <w:r>
+              <w:rPr>
+                <w:rFonts w:eastAsia="微软雅黑"/>
+                <w:rFonts w:ascii="微软雅黑" w:hAnsi="微软雅黑"/>
+                <w:b w:val="0"/>
+                <w:sz w:val="19"/>
+              </w:rPr>
               <w:t>一种基于API密钥认证的数字分身跨平台Agent互操作系统</w:t>
             </w:r>
           </w:p>
@@ -83,20 +135,34 @@
       <w:tr>
         <w:tc>
           <w:tcPr>
-            <w:tcW w:type="dxa" w:w="4320"/>
+            <w:tcW w:type="dxa" w:w="4392"/>
           </w:tcPr>
           <w:p>
+            <w:r/>
             <w:r>
+              <w:rPr>
+                <w:rFonts w:eastAsia="微软雅黑"/>
+                <w:rFonts w:ascii="微软雅黑" w:hAnsi="微软雅黑"/>
+                <w:b w:val="0"/>
+                <w:sz w:val="19"/>
+              </w:rPr>
               <w:t>发明人</w:t>
             </w:r>
           </w:p>
         </w:tc>
         <w:tc>
           <w:tcPr>
-            <w:tcW w:type="dxa" w:w="4320"/>
+            <w:tcW w:type="dxa" w:w="4392"/>
           </w:tcPr>
           <w:p>
+            <w:r/>
             <w:r>
+              <w:rPr>
+                <w:rFonts w:eastAsia="微软雅黑"/>
+                <w:rFonts w:ascii="微软雅黑" w:hAnsi="微软雅黑"/>
+                <w:b w:val="0"/>
+                <w:sz w:val="19"/>
+              </w:rPr>
               <w:t>Chengyue5211</w:t>
             </w:r>
           </w:p>
@@ -105,20 +171,34 @@
       <w:tr>
         <w:tc>
           <w:tcPr>
-            <w:tcW w:type="dxa" w:w="4320"/>
+            <w:tcW w:type="dxa" w:w="4392"/>
           </w:tcPr>
           <w:p>
+            <w:r/>
             <w:r>
+              <w:rPr>
+                <w:rFonts w:eastAsia="微软雅黑"/>
+                <w:rFonts w:ascii="微软雅黑" w:hAnsi="微软雅黑"/>
+                <w:b w:val="0"/>
+                <w:sz w:val="19"/>
+              </w:rPr>
               <w:t>申请人</w:t>
             </w:r>
           </w:p>
         </w:tc>
         <w:tc>
           <w:tcPr>
-            <w:tcW w:type="dxa" w:w="4320"/>
+            <w:tcW w:type="dxa" w:w="4392"/>
           </w:tcPr>
           <w:p>
+            <w:r/>
             <w:r>
+              <w:rPr>
+                <w:rFonts w:eastAsia="微软雅黑"/>
+                <w:rFonts w:ascii="微软雅黑" w:hAnsi="微软雅黑"/>
+                <w:b w:val="0"/>
+                <w:sz w:val="19"/>
+              </w:rPr>
               <w:t>Chengyue5211</w:t>
             </w:r>
           </w:p>
@@ -127,20 +207,34 @@
       <w:tr>
         <w:tc>
           <w:tcPr>
-            <w:tcW w:type="dxa" w:w="4320"/>
+            <w:tcW w:type="dxa" w:w="4392"/>
           </w:tcPr>
           <w:p>
+            <w:r/>
             <w:r>
+              <w:rPr>
+                <w:rFonts w:eastAsia="微软雅黑"/>
+                <w:rFonts w:ascii="微软雅黑" w:hAnsi="微软雅黑"/>
+                <w:b w:val="0"/>
+                <w:sz w:val="19"/>
+              </w:rPr>
               <w:t>首次公开日期</w:t>
             </w:r>
           </w:p>
         </w:tc>
         <w:tc>
           <w:tcPr>
-            <w:tcW w:type="dxa" w:w="4320"/>
+            <w:tcW w:type="dxa" w:w="4392"/>
           </w:tcPr>
           <w:p>
+            <w:r/>
             <w:r>
+              <w:rPr>
+                <w:rFonts w:eastAsia="微软雅黑"/>
+                <w:rFonts w:ascii="微软雅黑" w:hAnsi="微软雅黑"/>
+                <w:b w:val="0"/>
+                <w:sz w:val="19"/>
+              </w:rPr>
               <w:t>2026-03-15</w:t>
             </w:r>
           </w:p>
@@ -149,20 +243,34 @@
       <w:tr>
         <w:tc>
           <w:tcPr>
-            <w:tcW w:type="dxa" w:w="4320"/>
+            <w:tcW w:type="dxa" w:w="4392"/>
           </w:tcPr>
           <w:p>
+            <w:r/>
             <w:r>
+              <w:rPr>
+                <w:rFonts w:eastAsia="微软雅黑"/>
+                <w:rFonts w:ascii="微软雅黑" w:hAnsi="微软雅黑"/>
+                <w:b w:val="0"/>
+                <w:sz w:val="19"/>
+              </w:rPr>
               <w:t>公开平台</w:t>
             </w:r>
           </w:p>
         </w:tc>
         <w:tc>
           <w:tcPr>
-            <w:tcW w:type="dxa" w:w="4320"/>
+            <w:tcW w:type="dxa" w:w="4392"/>
           </w:tcPr>
           <w:p>
+            <w:r/>
             <w:r>
+              <w:rPr>
+                <w:rFonts w:eastAsia="微软雅黑"/>
+                <w:rFonts w:ascii="微软雅黑" w:hAnsi="微软雅黑"/>
+                <w:b w:val="0"/>
+                <w:sz w:val="19"/>
+              </w:rPr>
               <w:t>GitHub (github.com/Chengyue5211/DualSoul) / Gitee镜像</w:t>
             </w:r>
           </w:p>
@@ -171,20 +279,34 @@
       <w:tr>
         <w:tc>
           <w:tcPr>
-            <w:tcW w:type="dxa" w:w="4320"/>
+            <w:tcW w:type="dxa" w:w="4392"/>
           </w:tcPr>
           <w:p>
+            <w:r/>
             <w:r>
+              <w:rPr>
+                <w:rFonts w:eastAsia="微软雅黑"/>
+                <w:rFonts w:ascii="微软雅黑" w:hAnsi="微软雅黑"/>
+                <w:b w:val="0"/>
+                <w:sz w:val="19"/>
+              </w:rPr>
               <w:t>申请宽限期截止</w:t>
             </w:r>
           </w:p>
         </w:tc>
         <w:tc>
           <w:tcPr>
-            <w:tcW w:type="dxa" w:w="4320"/>
+            <w:tcW w:type="dxa" w:w="4392"/>
           </w:tcPr>
           <w:p>
+            <w:r/>
             <w:r>
+              <w:rPr>
+                <w:rFonts w:eastAsia="微软雅黑"/>
+                <w:rFonts w:ascii="微软雅黑" w:hAnsi="微软雅黑"/>
+                <w:b w:val="0"/>
+                <w:sz w:val="19"/>
+              </w:rPr>
               <w:t>2026-09-15</w:t>
             </w:r>
           </w:p>
@@ -193,366 +315,549 @@
       <w:tr>
         <w:tc>
           <w:tcPr>
-            <w:tcW w:type="dxa" w:w="4320"/>
+            <w:tcW w:type="dxa" w:w="4392"/>
           </w:tcPr>
           <w:p>
+            <w:r/>
             <w:r>
+              <w:rPr>
+                <w:rFonts w:eastAsia="微软雅黑"/>
+                <w:rFonts w:ascii="微软雅黑" w:hAnsi="微软雅黑"/>
+                <w:b w:val="0"/>
+                <w:sz w:val="19"/>
+              </w:rPr>
               <w:t>技术领域</w:t>
             </w:r>
           </w:p>
         </w:tc>
         <w:tc>
           <w:tcPr>
-            <w:tcW w:type="dxa" w:w="4320"/>
+            <w:tcW w:type="dxa" w:w="4392"/>
           </w:tcPr>
           <w:p>
+            <w:r/>
             <w:r>
+              <w:rPr>
+                <w:rFonts w:eastAsia="微软雅黑"/>
+                <w:rFonts w:ascii="微软雅黑" w:hAnsi="微软雅黑"/>
+                <w:b w:val="0"/>
+                <w:sz w:val="19"/>
+              </w:rPr>
               <w:t>人工智能代理、API设计、跨平台互操作、身份认证、社交通信</w:t>
             </w:r>
           </w:p>
         </w:tc>
       </w:tr>
     </w:tbl>
+    <w:p/>
     <w:p>
       <w:pPr>
-        <w:pStyle w:val="Heading2"/>
+        <w:spacing w:before="80" w:after="80"/>
       </w:pPr>
       <w:r>
+        <w:rPr>
+          <w:rFonts w:eastAsia="微软雅黑"/>
+          <w:rFonts w:ascii="微软雅黑" w:hAnsi="微软雅黑"/>
+          <w:b w:val="0"/>
+          <w:color w:val="B4B4B4"/>
+          <w:sz w:val="18"/>
+        </w:rPr>
+        <w:t>――――――――――――――――――――――――――――――</w:t>
+      </w:r>
+    </w:p>
+    <w:p>
+      <w:pPr>
+        <w:spacing w:before="200" w:after="120"/>
+        <w:ind w:left="0"/>
+      </w:pPr>
+      <w:r>
+        <w:rPr>
+          <w:rFonts w:eastAsia="微软雅黑"/>
+          <w:rFonts w:ascii="微软雅黑" w:hAnsi="微软雅黑"/>
+          <w:b/>
+          <w:color w:val="1F497D"/>
+          <w:sz w:val="28"/>
+        </w:rPr>
         <w:t>一、技术领域</w:t>
       </w:r>
     </w:p>
     <w:p>
+      <w:pPr>
+        <w:spacing w:before="0" w:after="60"/>
+        <w:ind w:left="0"/>
+      </w:pPr>
       <w:r>
+        <w:rPr>
+          <w:rFonts w:eastAsia="微软雅黑"/>
+          <w:rFonts w:ascii="微软雅黑" w:hAnsi="微软雅黑"/>
+          <w:b w:val="0"/>
+          <w:sz w:val="21"/>
+        </w:rPr>
         <w:t>本发明属于人工智能代理跨平台互操作领域，具体涉及一种通过API密钥认证和RESTful接口，使外部Agent平台能够调用DualSoul数字分身的完整人格和记忆进行对话的方法和系统，实现分身在多个平台上的一致性存在。</w:t>
       </w:r>
     </w:p>
     <w:p>
       <w:pPr>
-        <w:pStyle w:val="Heading2"/>
+        <w:spacing w:before="80" w:after="80"/>
       </w:pPr>
       <w:r>
+        <w:rPr>
+          <w:rFonts w:eastAsia="微软雅黑"/>
+          <w:rFonts w:ascii="微软雅黑" w:hAnsi="微软雅黑"/>
+          <w:b w:val="0"/>
+          <w:color w:val="B4B4B4"/>
+          <w:sz w:val="18"/>
+        </w:rPr>
+        <w:t>――――――――――――――――――――――――――――――</w:t>
+      </w:r>
+    </w:p>
+    <w:p>
+      <w:pPr>
+        <w:spacing w:before="200" w:after="120"/>
+        <w:ind w:left="0"/>
+      </w:pPr>
+      <w:r>
+        <w:rPr>
+          <w:rFonts w:eastAsia="微软雅黑"/>
+          <w:rFonts w:ascii="微软雅黑" w:hAnsi="微软雅黑"/>
+          <w:b/>
+          <w:color w:val="1F497D"/>
+          <w:sz w:val="28"/>
+        </w:rPr>
         <w:t>二、背景技术</w:t>
       </w:r>
     </w:p>
     <w:p>
+      <w:pPr>
+        <w:spacing w:before="0" w:after="60"/>
+        <w:ind w:left="0"/>
+      </w:pPr>
       <w:r>
+        <w:rPr>
+          <w:rFonts w:eastAsia="微软雅黑"/>
+          <w:rFonts w:ascii="微软雅黑" w:hAnsi="微软雅黑"/>
+          <w:b w:val="0"/>
+          <w:sz w:val="21"/>
+        </w:rPr>
         <w:t>现有AI代理系统在跨平台互操作方面存在以下问题：</w:t>
       </w:r>
     </w:p>
     <w:p>
+      <w:pPr>
+        <w:spacing w:before="0" w:after="60"/>
+        <w:ind w:left="0"/>
+      </w:pPr>
       <w:r>
+        <w:rPr>
+          <w:rFonts w:eastAsia="微软雅黑"/>
+          <w:rFonts w:ascii="微软雅黑" w:hAnsi="微软雅黑"/>
+          <w:b w:val="0"/>
+          <w:sz w:val="21"/>
+        </w:rPr>
         <w:t>（一）平台锁定方案（主流AI平台现状）：用户在ChatGPT、Character.AI等平台创建的AI角色只能在该平台内使用，无法在其他平台上以同一人格进行对话。用户的数字身份被平台绑架。</w:t>
       </w:r>
     </w:p>
     <w:p>
+      <w:pPr>
+        <w:spacing w:before="0" w:after="60"/>
+        <w:ind w:left="0"/>
+      </w:pPr>
       <w:r>
+        <w:rPr>
+          <w:rFonts w:eastAsia="微软雅黑"/>
+          <w:rFonts w:ascii="微软雅黑" w:hAnsi="微软雅黑"/>
+          <w:b w:val="0"/>
+          <w:sz w:val="21"/>
+        </w:rPr>
         <w:t>（二）简单API方案（基础聊天API）：部分平台提供简单的消息发送/接收API，但缺乏人格保真——外部调用者得到的是通用AI回复，而非保持用户完整性格、说话风格和社交记忆的分身回复。</w:t>
       </w:r>
     </w:p>
     <w:p>
+      <w:pPr>
+        <w:spacing w:before="0" w:after="60"/>
+        <w:ind w:left="0"/>
+      </w:pPr>
       <w:r>
+        <w:rPr>
+          <w:rFonts w:eastAsia="微软雅黑"/>
+          <w:rFonts w:ascii="微软雅黑" w:hAnsi="微软雅黑"/>
+          <w:b w:val="0"/>
+          <w:sz w:val="21"/>
+        </w:rPr>
         <w:t>（三）无审计方案：API调用不记录交互日志，平台方无法监控分身在外部的行为是否正常，出现问题时无法溯源。</w:t>
       </w:r>
     </w:p>
     <w:p>
+      <w:pPr>
+        <w:spacing w:before="0" w:after="60"/>
+        <w:ind w:left="0"/>
+      </w:pPr>
       <w:r>
+        <w:rPr>
+          <w:rFonts w:eastAsia="微软雅黑"/>
+          <w:rFonts w:ascii="微软雅黑" w:hAnsi="微软雅黑"/>
+          <w:b w:val="0"/>
+          <w:sz w:val="21"/>
+        </w:rPr>
         <w:t>（四）粗粒度权限方案：API密钥授予全部权限或无权限，无法按功能模块（如只允许对话、不允许修改人格）进行细粒度控制。</w:t>
       </w:r>
     </w:p>
     <w:p>
+      <w:pPr>
+        <w:spacing w:before="0" w:after="60"/>
+        <w:ind w:left="0"/>
+      </w:pPr>
       <w:r>
+        <w:rPr>
+          <w:rFonts w:eastAsia="微软雅黑"/>
+          <w:rFonts w:ascii="微软雅黑" w:hAnsi="微软雅黑"/>
+          <w:b w:val="0"/>
+          <w:sz w:val="21"/>
+        </w:rPr>
         <w:t>（五）无限制方案：API无速率限制，外部平台可能过度调用，影响服务质量和成本。</w:t>
       </w:r>
     </w:p>
     <w:p>
+      <w:pPr>
+        <w:spacing w:before="0" w:after="60"/>
+        <w:ind w:left="0"/>
+      </w:pPr>
       <w:r>
+        <w:rPr>
+          <w:rFonts w:eastAsia="微软雅黑"/>
+          <w:rFonts w:ascii="微软雅黑" w:hAnsi="微软雅黑"/>
+          <w:b w:val="0"/>
+          <w:sz w:val="21"/>
+        </w:rPr>
         <w:t>空白地带：没有一个数字分身系统实现了完整的跨平台互操作协议，包括安全的密钥认证、人格保真的分身回复、交互审计日志、作用域权限控制和速率限制。</w:t>
       </w:r>
     </w:p>
     <w:p>
       <w:pPr>
-        <w:pStyle w:val="Heading2"/>
+        <w:spacing w:before="80" w:after="80"/>
       </w:pPr>
       <w:r>
+        <w:rPr>
+          <w:rFonts w:eastAsia="微软雅黑"/>
+          <w:rFonts w:ascii="微软雅黑" w:hAnsi="微软雅黑"/>
+          <w:b w:val="0"/>
+          <w:color w:val="B4B4B4"/>
+          <w:sz w:val="18"/>
+        </w:rPr>
+        <w:t>――――――――――――――――――――――――――――――</w:t>
+      </w:r>
+    </w:p>
+    <w:p>
+      <w:pPr>
+        <w:spacing w:before="200" w:after="120"/>
+        <w:ind w:left="0"/>
+      </w:pPr>
+      <w:r>
+        <w:rPr>
+          <w:rFonts w:eastAsia="微软雅黑"/>
+          <w:rFonts w:ascii="微软雅黑" w:hAnsi="微软雅黑"/>
+          <w:b/>
+          <w:color w:val="1F497D"/>
+          <w:sz w:val="28"/>
+        </w:rPr>
         <w:t>三、发明内容</w:t>
       </w:r>
     </w:p>
     <w:p>
       <w:pPr>
-        <w:pStyle w:val="Heading3"/>
+        <w:spacing w:before="160" w:after="80"/>
+        <w:ind w:left="0"/>
       </w:pPr>
       <w:r>
+        <w:rPr>
+          <w:rFonts w:eastAsia="微软雅黑"/>
+          <w:rFonts w:ascii="微软雅黑" w:hAnsi="微软雅黑"/>
+          <w:b/>
+          <w:color w:val="365F91"/>
+          <w:sz w:val="24"/>
+        </w:rPr>
         <w:t>3.1 技术问题</w:t>
       </w:r>
     </w:p>
     <w:p>
+      <w:pPr>
+        <w:spacing w:before="0" w:after="60"/>
+        <w:ind w:left="0"/>
+      </w:pPr>
       <w:r>
+        <w:rPr>
+          <w:rFonts w:eastAsia="微软雅黑"/>
+          <w:rFonts w:ascii="微软雅黑" w:hAnsi="微软雅黑"/>
+          <w:b w:val="0"/>
+          <w:sz w:val="21"/>
+        </w:rPr>
         <w:t>本发明解决的技术问题是：用户的数字分身如何安全地在多个外部Agent平台上保持一致的人格和记忆进行社交，同时确保交互可审计、权限可控、速率可限。</w:t>
       </w:r>
     </w:p>
     <w:p>
       <w:pPr>
-        <w:pStyle w:val="Heading3"/>
+        <w:spacing w:before="160" w:after="80"/>
+        <w:ind w:left="0"/>
       </w:pPr>
       <w:r>
+        <w:rPr>
+          <w:rFonts w:eastAsia="微软雅黑"/>
+          <w:rFonts w:ascii="微软雅黑" w:hAnsi="微软雅黑"/>
+          <w:b/>
+          <w:color w:val="365F91"/>
+          <w:sz w:val="24"/>
+        </w:rPr>
         <w:t>3.2 技术方案</w:t>
       </w:r>
     </w:p>
     <w:p>
       <w:pPr>
-        <w:pStyle w:val="Heading4"/>
+        <w:spacing w:before="120" w:after="60"/>
+        <w:ind w:left="0"/>
       </w:pPr>
       <w:r>
+        <w:rPr>
+          <w:rFonts w:eastAsia="微软雅黑"/>
+          <w:rFonts w:ascii="微软雅黑" w:hAnsi="微软雅黑"/>
+          <w:b/>
+          <w:sz w:val="22"/>
+        </w:rPr>
         <w:t>3.2.1 API密钥认证体系</w:t>
       </w:r>
     </w:p>
     <w:p>
+      <w:pPr>
+        <w:spacing w:before="0" w:after="60"/>
+        <w:ind w:left="0"/>
+      </w:pPr>
       <w:r>
+        <w:rPr>
+          <w:rFonts w:eastAsia="微软雅黑"/>
+          <w:rFonts w:ascii="微软雅黑" w:hAnsi="微软雅黑"/>
+          <w:b w:val="0"/>
+          <w:sz w:val="21"/>
+        </w:rPr>
         <w:t>系统采用高强度随机令牌作为API密钥，每个密钥绑定到特定用户和外部平台：</w:t>
       </w:r>
     </w:p>
     <w:p>
-      <w:pPr/>
+      <w:pPr>
+        <w:ind w:left="283"/>
+      </w:pPr>
       <w:r>
         <w:rPr>
-          <w:rFonts w:ascii="Consolas" w:hAnsi="Consolas"/>
+          <w:rFonts w:ascii="Courier New" w:hAnsi="Courier New"/>
           <w:sz w:val="18"/>
         </w:rPr>
         <w:t># 密钥生成: 使用secrets模块的加密安全随机数</w:t>
-      </w:r>
-    </w:p>
-    <w:p>
-      <w:pPr/>
-      <w:r>
-        <w:rPr>
-          <w:rFonts w:ascii="Consolas" w:hAnsi="Consolas"/>
-          <w:sz w:val="18"/>
-        </w:rPr>
+        <w:br/>
         <w:t>api_key = f"agent_{secrets.token_urlsafe(64)}"</w:t>
-      </w:r>
-    </w:p>
-    <w:p>
-      <w:pPr/>
-      <w:r>
-        <w:rPr>
-          <w:rFonts w:ascii="Consolas" w:hAnsi="Consolas"/>
-          <w:sz w:val="18"/>
-        </w:rPr>
+        <w:br/>
         <w:t># 输出示例: agent_3Kx7vZ9mNp2QwR5tY8uI0oP1aS4dF6gH7jK...</w:t>
-      </w:r>
-    </w:p>
-    <w:p>
-      <w:pPr/>
-      <w:r>
-        <w:rPr>
-          <w:rFonts w:ascii="Consolas" w:hAnsi="Consolas"/>
-          <w:sz w:val="18"/>
-        </w:rPr>
-      </w:r>
-    </w:p>
-    <w:p>
-      <w:pPr/>
-      <w:r>
-        <w:rPr>
-          <w:rFonts w:ascii="Consolas" w:hAnsi="Consolas"/>
-          <w:sz w:val="18"/>
-        </w:rPr>
+        <w:br/>
+        <w:br/>
         <w:t># 密钥存储结构</w:t>
-      </w:r>
-    </w:p>
-    <w:p>
-      <w:pPr/>
-      <w:r>
-        <w:rPr>
-          <w:rFonts w:ascii="Consolas" w:hAnsi="Consolas"/>
-          <w:sz w:val="18"/>
-        </w:rPr>
+        <w:br/>
         <w:t>CREATE TABLE agent_api_keys (</w:t>
-      </w:r>
-    </w:p>
-    <w:p>
-      <w:pPr/>
-      <w:r>
-        <w:rPr>
-          <w:rFonts w:ascii="Consolas" w:hAnsi="Consolas"/>
-          <w:sz w:val="18"/>
-        </w:rPr>
+        <w:br/>
         <w:t xml:space="preserve">    key_id TEXT PRIMARY KEY,</w:t>
-      </w:r>
-    </w:p>
-    <w:p>
-      <w:pPr/>
-      <w:r>
-        <w:rPr>
-          <w:rFonts w:ascii="Consolas" w:hAnsi="Consolas"/>
-          <w:sz w:val="18"/>
-        </w:rPr>
+        <w:br/>
         <w:t xml:space="preserve">    twin_owner_id TEXT NOT NULL,      -- 分身主人</w:t>
-      </w:r>
-    </w:p>
-    <w:p>
-      <w:pPr/>
-      <w:r>
-        <w:rPr>
-          <w:rFonts w:ascii="Consolas" w:hAnsi="Consolas"/>
-          <w:sz w:val="18"/>
-        </w:rPr>
+        <w:br/>
         <w:t xml:space="preserve">    external_platform TEXT NOT NULL,  -- 外部平台名称</w:t>
-      </w:r>
-    </w:p>
-    <w:p>
-      <w:pPr/>
-      <w:r>
-        <w:rPr>
-          <w:rFonts w:ascii="Consolas" w:hAnsi="Consolas"/>
-          <w:sz w:val="18"/>
-        </w:rPr>
+        <w:br/>
         <w:t xml:space="preserve">    api_key TEXT NOT NULL UNIQUE,     -- 密钥值</w:t>
-      </w:r>
-    </w:p>
-    <w:p>
-      <w:pPr/>
-      <w:r>
-        <w:rPr>
-          <w:rFonts w:ascii="Consolas" w:hAnsi="Consolas"/>
-          <w:sz w:val="18"/>
-        </w:rPr>
+        <w:br/>
         <w:t xml:space="preserve">    scopes TEXT DEFAULT 'twin:reply', -- 权限作用域</w:t>
-      </w:r>
-    </w:p>
-    <w:p>
-      <w:pPr/>
-      <w:r>
-        <w:rPr>
-          <w:rFonts w:ascii="Consolas" w:hAnsi="Consolas"/>
-          <w:sz w:val="18"/>
-        </w:rPr>
+        <w:br/>
         <w:t xml:space="preserve">    created_at TEXT DEFAULT datetime('now','localtime'),</w:t>
-      </w:r>
-    </w:p>
-    <w:p>
-      <w:pPr/>
-      <w:r>
-        <w:rPr>
-          <w:rFonts w:ascii="Consolas" w:hAnsi="Consolas"/>
-          <w:sz w:val="18"/>
-        </w:rPr>
+        <w:br/>
         <w:t xml:space="preserve">    expires_at TEXT,                  -- 过期时间</w:t>
-      </w:r>
-    </w:p>
-    <w:p>
-      <w:pPr/>
-      <w:r>
-        <w:rPr>
-          <w:rFonts w:ascii="Consolas" w:hAnsi="Consolas"/>
-          <w:sz w:val="18"/>
-        </w:rPr>
+        <w:br/>
         <w:t xml:space="preserve">    last_used_at TEXT                 -- 最后使用时间</w:t>
-      </w:r>
-    </w:p>
-    <w:p>
-      <w:pPr/>
-      <w:r>
-        <w:rPr>
-          <w:rFonts w:ascii="Consolas" w:hAnsi="Consolas"/>
-          <w:sz w:val="18"/>
-        </w:rPr>
+        <w:br/>
         <w:t>);</w:t>
       </w:r>
     </w:p>
     <w:p>
+      <w:pPr>
+        <w:spacing w:before="0" w:after="60"/>
+        <w:ind w:left="0"/>
+      </w:pPr>
       <w:r>
+        <w:rPr>
+          <w:rFonts w:eastAsia="微软雅黑"/>
+          <w:rFonts w:ascii="微软雅黑" w:hAnsi="微软雅黑"/>
+          <w:b w:val="0"/>
+          <w:sz w:val="21"/>
+        </w:rPr>
         <w:t>密钥管理策略：</w:t>
       </w:r>
     </w:p>
     <w:p>
       <w:pPr>
-        <w:pStyle w:val="ListBullet"/>
+        <w:spacing w:after="40"/>
+        <w:ind w:left="283"/>
       </w:pPr>
       <w:r>
-        <w:t>每用户最多5个API密钥（`AGENT_KEY_MAX_PER_USER = 5`）</w:t>
+        <w:rPr>
+          <w:rFonts w:eastAsia="微软雅黑"/>
+          <w:rFonts w:ascii="微软雅黑" w:hAnsi="微软雅黑"/>
+          <w:b w:val="0"/>
+          <w:sz w:val="21"/>
+        </w:rPr>
+        <w:t>• 每用户最多5个API密钥（`AGENT_KEY_MAX_PER_USER = 5`）</w:t>
       </w:r>
     </w:p>
     <w:p>
       <w:pPr>
-        <w:pStyle w:val="ListBullet"/>
+        <w:spacing w:after="40"/>
+        <w:ind w:left="283"/>
       </w:pPr>
       <w:r>
-        <w:t>默认90天过期（`AGENT_KEY_DEFAULT_EXPIRY_DAYS = 90`）</w:t>
+        <w:rPr>
+          <w:rFonts w:eastAsia="微软雅黑"/>
+          <w:rFonts w:ascii="微软雅黑" w:hAnsi="微软雅黑"/>
+          <w:b w:val="0"/>
+          <w:sz w:val="21"/>
+        </w:rPr>
+        <w:t>• 默认90天过期（`AGENT_KEY_DEFAULT_EXPIRY_DAYS = 90`）</w:t>
       </w:r>
     </w:p>
     <w:p>
       <w:pPr>
-        <w:pStyle w:val="ListBullet"/>
+        <w:spacing w:after="40"/>
+        <w:ind w:left="283"/>
       </w:pPr>
       <w:r>
-        <w:t>密钥仅在创建时返回一次，不可再次查看（列表接口仅显示前12位+后4位预览）</w:t>
+        <w:rPr>
+          <w:rFonts w:eastAsia="微软雅黑"/>
+          <w:rFonts w:ascii="微软雅黑" w:hAnsi="微软雅黑"/>
+          <w:b w:val="0"/>
+          <w:sz w:val="21"/>
+        </w:rPr>
+        <w:t>• 密钥仅在创建时返回一次，不可再次查看（列表接口仅显示前12位+后4位预览）</w:t>
       </w:r>
     </w:p>
     <w:p>
       <w:pPr>
-        <w:pStyle w:val="ListBullet"/>
+        <w:spacing w:after="40"/>
+        <w:ind w:left="283"/>
       </w:pPr>
       <w:r>
-        <w:t>支持随时吊销</w:t>
+        <w:rPr>
+          <w:rFonts w:eastAsia="微软雅黑"/>
+          <w:rFonts w:ascii="微软雅黑" w:hAnsi="微软雅黑"/>
+          <w:b w:val="0"/>
+          <w:sz w:val="21"/>
+        </w:rPr>
+        <w:t>• 支持随时吊销</w:t>
       </w:r>
     </w:p>
     <w:p>
       <w:pPr>
-        <w:pStyle w:val="Heading4"/>
+        <w:spacing w:before="120" w:after="60"/>
+        <w:ind w:left="0"/>
       </w:pPr>
       <w:r>
+        <w:rPr>
+          <w:rFonts w:eastAsia="微软雅黑"/>
+          <w:rFonts w:ascii="微软雅黑" w:hAnsi="微软雅黑"/>
+          <w:b/>
+          <w:sz w:val="22"/>
+        </w:rPr>
         <w:t>3.2.2 RESTful API端点设计</w:t>
       </w:r>
     </w:p>
     <w:p>
+      <w:pPr>
+        <w:spacing w:before="0" w:after="60"/>
+        <w:ind w:left="0"/>
+      </w:pPr>
       <w:r>
+        <w:rPr>
+          <w:rFonts w:eastAsia="微软雅黑"/>
+          <w:rFonts w:ascii="微软雅黑" w:hAnsi="微软雅黑"/>
+          <w:b w:val="0"/>
+          <w:sz w:val="21"/>
+        </w:rPr>
         <w:t>系统提供完整的RESTful API，分为管理端点和业务端点：</w:t>
       </w:r>
     </w:p>
     <w:p>
+      <w:pPr>
+        <w:spacing w:before="0" w:after="60"/>
+        <w:ind w:left="0"/>
+      </w:pPr>
       <w:r>
+        <w:rPr>
+          <w:rFonts w:eastAsia="微软雅黑"/>
+          <w:rFonts w:ascii="微软雅黑" w:hAnsi="微软雅黑"/>
+          <w:b w:val="0"/>
+          <w:sz w:val="21"/>
+        </w:rPr>
         <w:t>管理端点（用户JWT认证）：</w:t>
       </w:r>
     </w:p>
     <w:tbl>
       <w:tblPr>
-        <w:tblStyle w:val="TableGrid"/>
+        <w:tblStyle w:val="LightGrid-Accent1"/>
         <w:tblW w:type="auto" w:w="0"/>
         <w:tblLook w:firstColumn="1" w:firstRow="1" w:lastColumn="0" w:lastRow="0" w:noHBand="0" w:noVBand="1" w:val="04A0"/>
       </w:tblPr>
       <w:tblGrid>
-        <w:gridCol w:w="2880"/>
-        <w:gridCol w:w="2880"/>
-        <w:gridCol w:w="2880"/>
+        <w:gridCol w:w="2928"/>
+        <w:gridCol w:w="2928"/>
+        <w:gridCol w:w="2928"/>
       </w:tblGrid>
       <w:tr>
         <w:tc>
           <w:tcPr>
-            <w:tcW w:type="dxa" w:w="2880"/>
+            <w:tcW w:type="dxa" w:w="2928"/>
           </w:tcPr>
           <w:p>
+            <w:r/>
             <w:r>
+              <w:rPr>
+                <w:rFonts w:eastAsia="微软雅黑"/>
+                <w:rFonts w:ascii="微软雅黑" w:hAnsi="微软雅黑"/>
+                <w:b/>
+                <w:sz w:val="20"/>
+              </w:rPr>
               <w:t>端点</w:t>
             </w:r>
           </w:p>
         </w:tc>
         <w:tc>
           <w:tcPr>
-            <w:tcW w:type="dxa" w:w="2880"/>
+            <w:tcW w:type="dxa" w:w="2928"/>
           </w:tcPr>
           <w:p>
+            <w:r/>
             <w:r>
+              <w:rPr>
+                <w:rFonts w:eastAsia="微软雅黑"/>
+                <w:rFonts w:ascii="微软雅黑" w:hAnsi="微软雅黑"/>
+                <w:b/>
+                <w:sz w:val="20"/>
+              </w:rPr>
               <w:t>方法</w:t>
             </w:r>
           </w:p>
         </w:tc>
         <w:tc>
           <w:tcPr>
-            <w:tcW w:type="dxa" w:w="2880"/>
+            <w:tcW w:type="dxa" w:w="2928"/>
           </w:tcPr>
           <w:p>
+            <w:r/>
             <w:r>
+              <w:rPr>
+                <w:rFonts w:eastAsia="微软雅黑"/>
+                <w:rFonts w:ascii="微软雅黑" w:hAnsi="微软雅黑"/>
+                <w:b/>
+                <w:sz w:val="20"/>
+              </w:rPr>
               <w:t>功能</w:t>
             </w:r>
           </w:p>
@@ -561,30 +866,51 @@
       <w:tr>
         <w:tc>
           <w:tcPr>
-            <w:tcW w:type="dxa" w:w="2880"/>
+            <w:tcW w:type="dxa" w:w="2928"/>
           </w:tcPr>
           <w:p>
+            <w:r/>
             <w:r>
+              <w:rPr>
+                <w:rFonts w:eastAsia="微软雅黑"/>
+                <w:rFonts w:ascii="微软雅黑" w:hAnsi="微软雅黑"/>
+                <w:b w:val="0"/>
+                <w:sz w:val="19"/>
+              </w:rPr>
               <w:t>/api/agents/keys</w:t>
             </w:r>
           </w:p>
         </w:tc>
         <w:tc>
           <w:tcPr>
-            <w:tcW w:type="dxa" w:w="2880"/>
+            <w:tcW w:type="dxa" w:w="2928"/>
           </w:tcPr>
           <w:p>
+            <w:r/>
             <w:r>
+              <w:rPr>
+                <w:rFonts w:eastAsia="微软雅黑"/>
+                <w:rFonts w:ascii="微软雅黑" w:hAnsi="微软雅黑"/>
+                <w:b w:val="0"/>
+                <w:sz w:val="19"/>
+              </w:rPr>
               <w:t>POST</w:t>
             </w:r>
           </w:p>
         </w:tc>
         <w:tc>
           <w:tcPr>
-            <w:tcW w:type="dxa" w:w="2880"/>
+            <w:tcW w:type="dxa" w:w="2928"/>
           </w:tcPr>
           <w:p>
+            <w:r/>
             <w:r>
+              <w:rPr>
+                <w:rFonts w:eastAsia="微软雅黑"/>
+                <w:rFonts w:ascii="微软雅黑" w:hAnsi="微软雅黑"/>
+                <w:b w:val="0"/>
+                <w:sz w:val="19"/>
+              </w:rPr>
               <w:t>创建API密钥（指定平台、过期天数）</w:t>
             </w:r>
           </w:p>
@@ -593,30 +919,51 @@
       <w:tr>
         <w:tc>
           <w:tcPr>
-            <w:tcW w:type="dxa" w:w="2880"/>
+            <w:tcW w:type="dxa" w:w="2928"/>
           </w:tcPr>
           <w:p>
+            <w:r/>
             <w:r>
+              <w:rPr>
+                <w:rFonts w:eastAsia="微软雅黑"/>
+                <w:rFonts w:ascii="微软雅黑" w:hAnsi="微软雅黑"/>
+                <w:b w:val="0"/>
+                <w:sz w:val="19"/>
+              </w:rPr>
               <w:t>/api/agents/keys</w:t>
             </w:r>
           </w:p>
         </w:tc>
         <w:tc>
           <w:tcPr>
-            <w:tcW w:type="dxa" w:w="2880"/>
+            <w:tcW w:type="dxa" w:w="2928"/>
           </w:tcPr>
           <w:p>
+            <w:r/>
             <w:r>
+              <w:rPr>
+                <w:rFonts w:eastAsia="微软雅黑"/>
+                <w:rFonts w:ascii="微软雅黑" w:hAnsi="微软雅黑"/>
+                <w:b w:val="0"/>
+                <w:sz w:val="19"/>
+              </w:rPr>
               <w:t>GET</w:t>
             </w:r>
           </w:p>
         </w:tc>
         <w:tc>
           <w:tcPr>
-            <w:tcW w:type="dxa" w:w="2880"/>
+            <w:tcW w:type="dxa" w:w="2928"/>
           </w:tcPr>
           <w:p>
+            <w:r/>
             <w:r>
+              <w:rPr>
+                <w:rFonts w:eastAsia="微软雅黑"/>
+                <w:rFonts w:ascii="微软雅黑" w:hAnsi="微软雅黑"/>
+                <w:b w:val="0"/>
+                <w:sz w:val="19"/>
+              </w:rPr>
               <w:t>列出所有密钥（密钥值脱敏）</w:t>
             </w:r>
           </w:p>
@@ -625,79 +972,132 @@
       <w:tr>
         <w:tc>
           <w:tcPr>
-            <w:tcW w:type="dxa" w:w="2880"/>
+            <w:tcW w:type="dxa" w:w="2928"/>
           </w:tcPr>
           <w:p>
+            <w:r/>
             <w:r>
+              <w:rPr>
+                <w:rFonts w:eastAsia="微软雅黑"/>
+                <w:rFonts w:ascii="微软雅黑" w:hAnsi="微软雅黑"/>
+                <w:b w:val="0"/>
+                <w:sz w:val="19"/>
+              </w:rPr>
               <w:t>/api/agents/keys/{key_id}</w:t>
             </w:r>
           </w:p>
         </w:tc>
         <w:tc>
           <w:tcPr>
-            <w:tcW w:type="dxa" w:w="2880"/>
+            <w:tcW w:type="dxa" w:w="2928"/>
           </w:tcPr>
           <w:p>
+            <w:r/>
             <w:r>
+              <w:rPr>
+                <w:rFonts w:eastAsia="微软雅黑"/>
+                <w:rFonts w:ascii="微软雅黑" w:hAnsi="微软雅黑"/>
+                <w:b w:val="0"/>
+                <w:sz w:val="19"/>
+              </w:rPr>
               <w:t>DELETE</w:t>
             </w:r>
           </w:p>
         </w:tc>
         <w:tc>
           <w:tcPr>
-            <w:tcW w:type="dxa" w:w="2880"/>
+            <w:tcW w:type="dxa" w:w="2928"/>
           </w:tcPr>
           <w:p>
+            <w:r/>
             <w:r>
+              <w:rPr>
+                <w:rFonts w:eastAsia="微软雅黑"/>
+                <w:rFonts w:ascii="微软雅黑" w:hAnsi="微软雅黑"/>
+                <w:b w:val="0"/>
+                <w:sz w:val="19"/>
+              </w:rPr>
               <w:t>吊销指定密钥</w:t>
             </w:r>
           </w:p>
         </w:tc>
       </w:tr>
     </w:tbl>
+    <w:p/>
     <w:p>
+      <w:pPr>
+        <w:spacing w:before="0" w:after="60"/>
+        <w:ind w:left="0"/>
+      </w:pPr>
       <w:r>
+        <w:rPr>
+          <w:rFonts w:eastAsia="微软雅黑"/>
+          <w:rFonts w:ascii="微软雅黑" w:hAnsi="微软雅黑"/>
+          <w:b w:val="0"/>
+          <w:sz w:val="21"/>
+        </w:rPr>
         <w:t>业务端点（API密钥Bearer认证）：</w:t>
       </w:r>
     </w:p>
     <w:tbl>
       <w:tblPr>
-        <w:tblStyle w:val="TableGrid"/>
+        <w:tblStyle w:val="LightGrid-Accent1"/>
         <w:tblW w:type="auto" w:w="0"/>
         <w:tblLook w:firstColumn="1" w:firstRow="1" w:lastColumn="0" w:lastRow="0" w:noHBand="0" w:noVBand="1" w:val="04A0"/>
       </w:tblPr>
       <w:tblGrid>
-        <w:gridCol w:w="2880"/>
-        <w:gridCol w:w="2880"/>
-        <w:gridCol w:w="2880"/>
+        <w:gridCol w:w="2928"/>
+        <w:gridCol w:w="2928"/>
+        <w:gridCol w:w="2928"/>
       </w:tblGrid>
       <w:tr>
         <w:tc>
           <w:tcPr>
-            <w:tcW w:type="dxa" w:w="2880"/>
+            <w:tcW w:type="dxa" w:w="2928"/>
           </w:tcPr>
           <w:p>
+            <w:r/>
             <w:r>
+              <w:rPr>
+                <w:rFonts w:eastAsia="微软雅黑"/>
+                <w:rFonts w:ascii="微软雅黑" w:hAnsi="微软雅黑"/>
+                <w:b/>
+                <w:sz w:val="20"/>
+              </w:rPr>
               <w:t>端点</w:t>
             </w:r>
           </w:p>
         </w:tc>
         <w:tc>
           <w:tcPr>
-            <w:tcW w:type="dxa" w:w="2880"/>
+            <w:tcW w:type="dxa" w:w="2928"/>
           </w:tcPr>
           <w:p>
+            <w:r/>
             <w:r>
+              <w:rPr>
+                <w:rFonts w:eastAsia="微软雅黑"/>
+                <w:rFonts w:ascii="微软雅黑" w:hAnsi="微软雅黑"/>
+                <w:b/>
+                <w:sz w:val="20"/>
+              </w:rPr>
               <w:t>方法</w:t>
             </w:r>
           </w:p>
         </w:tc>
         <w:tc>
           <w:tcPr>
-            <w:tcW w:type="dxa" w:w="2880"/>
+            <w:tcW w:type="dxa" w:w="2928"/>
           </w:tcPr>
           <w:p>
+            <w:r/>
             <w:r>
+              <w:rPr>
+                <w:rFonts w:eastAsia="微软雅黑"/>
+                <w:rFonts w:ascii="微软雅黑" w:hAnsi="微软雅黑"/>
+                <w:b/>
+                <w:sz w:val="20"/>
+              </w:rPr>
               <w:t>功能</w:t>
             </w:r>
           </w:p>
@@ -706,30 +1106,51 @@
       <w:tr>
         <w:tc>
           <w:tcPr>
-            <w:tcW w:type="dxa" w:w="2880"/>
+            <w:tcW w:type="dxa" w:w="2928"/>
           </w:tcPr>
           <w:p>
+            <w:r/>
             <w:r>
+              <w:rPr>
+                <w:rFonts w:eastAsia="微软雅黑"/>
+                <w:rFonts w:ascii="微软雅黑" w:hAnsi="微软雅黑"/>
+                <w:b w:val="0"/>
+                <w:sz w:val="19"/>
+              </w:rPr>
               <w:t>/api/agents/reply</w:t>
             </w:r>
           </w:p>
         </w:tc>
         <w:tc>
           <w:tcPr>
-            <w:tcW w:type="dxa" w:w="2880"/>
+            <w:tcW w:type="dxa" w:w="2928"/>
           </w:tcPr>
           <w:p>
+            <w:r/>
             <w:r>
+              <w:rPr>
+                <w:rFonts w:eastAsia="微软雅黑"/>
+                <w:rFonts w:ascii="微软雅黑" w:hAnsi="微软雅黑"/>
+                <w:b w:val="0"/>
+                <w:sz w:val="19"/>
+              </w:rPr>
               <w:t>POST</w:t>
             </w:r>
           </w:p>
         </w:tc>
         <w:tc>
           <w:tcPr>
-            <w:tcW w:type="dxa" w:w="2880"/>
+            <w:tcW w:type="dxa" w:w="2928"/>
           </w:tcPr>
           <w:p>
+            <w:r/>
             <w:r>
+              <w:rPr>
+                <w:rFonts w:eastAsia="微软雅黑"/>
+                <w:rFonts w:ascii="微软雅黑" w:hAnsi="微软雅黑"/>
+                <w:b w:val="0"/>
+                <w:sz w:val="19"/>
+              </w:rPr>
               <w:t>发送消息并获取分身回复</w:t>
             </w:r>
           </w:p>
@@ -738,30 +1159,51 @@
       <w:tr>
         <w:tc>
           <w:tcPr>
-            <w:tcW w:type="dxa" w:w="2880"/>
+            <w:tcW w:type="dxa" w:w="2928"/>
           </w:tcPr>
           <w:p>
+            <w:r/>
             <w:r>
+              <w:rPr>
+                <w:rFonts w:eastAsia="微软雅黑"/>
+                <w:rFonts w:ascii="微软雅黑" w:hAnsi="微软雅黑"/>
+                <w:b w:val="0"/>
+                <w:sz w:val="19"/>
+              </w:rPr>
               <w:t>/api/agents/twin/profile</w:t>
             </w:r>
           </w:p>
         </w:tc>
         <w:tc>
           <w:tcPr>
-            <w:tcW w:type="dxa" w:w="2880"/>
+            <w:tcW w:type="dxa" w:w="2928"/>
           </w:tcPr>
           <w:p>
+            <w:r/>
             <w:r>
+              <w:rPr>
+                <w:rFonts w:eastAsia="微软雅黑"/>
+                <w:rFonts w:ascii="微软雅黑" w:hAnsi="微软雅黑"/>
+                <w:b w:val="0"/>
+                <w:sz w:val="19"/>
+              </w:rPr>
               <w:t>GET</w:t>
             </w:r>
           </w:p>
         </w:tc>
         <w:tc>
           <w:tcPr>
-            <w:tcW w:type="dxa" w:w="2880"/>
+            <w:tcW w:type="dxa" w:w="2928"/>
           </w:tcPr>
           <w:p>
+            <w:r/>
             <w:r>
+              <w:rPr>
+                <w:rFonts w:eastAsia="微软雅黑"/>
+                <w:rFonts w:ascii="微软雅黑" w:hAnsi="微软雅黑"/>
+                <w:b w:val="0"/>
+                <w:sz w:val="19"/>
+              </w:rPr>
               <w:t>获取分身公开画像</w:t>
             </w:r>
           </w:p>
@@ -770,1049 +1212,1034 @@
       <w:tr>
         <w:tc>
           <w:tcPr>
-            <w:tcW w:type="dxa" w:w="2880"/>
+            <w:tcW w:type="dxa" w:w="2928"/>
           </w:tcPr>
           <w:p>
+            <w:r/>
             <w:r>
+              <w:rPr>
+                <w:rFonts w:eastAsia="微软雅黑"/>
+                <w:rFonts w:ascii="微软雅黑" w:hAnsi="微软雅黑"/>
+                <w:b w:val="0"/>
+                <w:sz w:val="19"/>
+              </w:rPr>
               <w:t>/api/agents/twin/stats</w:t>
             </w:r>
           </w:p>
         </w:tc>
         <w:tc>
           <w:tcPr>
-            <w:tcW w:type="dxa" w:w="2880"/>
+            <w:tcW w:type="dxa" w:w="2928"/>
           </w:tcPr>
           <w:p>
+            <w:r/>
             <w:r>
+              <w:rPr>
+                <w:rFonts w:eastAsia="微软雅黑"/>
+                <w:rFonts w:ascii="微软雅黑" w:hAnsi="微软雅黑"/>
+                <w:b w:val="0"/>
+                <w:sz w:val="19"/>
+              </w:rPr>
               <w:t>GET</w:t>
             </w:r>
           </w:p>
         </w:tc>
         <w:tc>
           <w:tcPr>
-            <w:tcW w:type="dxa" w:w="2880"/>
+            <w:tcW w:type="dxa" w:w="2928"/>
           </w:tcPr>
           <w:p>
+            <w:r/>
             <w:r>
+              <w:rPr>
+                <w:rFonts w:eastAsia="微软雅黑"/>
+                <w:rFonts w:ascii="微软雅黑" w:hAnsi="微软雅黑"/>
+                <w:b w:val="0"/>
+                <w:sz w:val="19"/>
+              </w:rPr>
               <w:t>获取分身交互统计</w:t>
             </w:r>
           </w:p>
         </w:tc>
       </w:tr>
     </w:tbl>
+    <w:p/>
     <w:p>
       <w:pPr>
-        <w:pStyle w:val="Heading4"/>
+        <w:spacing w:before="120" w:after="60"/>
+        <w:ind w:left="0"/>
       </w:pPr>
       <w:r>
+        <w:rPr>
+          <w:rFonts w:eastAsia="微软雅黑"/>
+          <w:rFonts w:ascii="微软雅黑" w:hAnsi="微软雅黑"/>
+          <w:b/>
+          <w:sz w:val="22"/>
+        </w:rPr>
         <w:t>3.2.3 完整人格保真的分身回复</w:t>
       </w:r>
     </w:p>
     <w:p>
+      <w:pPr>
+        <w:spacing w:before="0" w:after="60"/>
+        <w:ind w:left="0"/>
+      </w:pPr>
       <w:r>
+        <w:rPr>
+          <w:rFonts w:eastAsia="微软雅黑"/>
+          <w:rFonts w:ascii="微软雅黑" w:hAnsi="微软雅黑"/>
+          <w:b w:val="0"/>
+          <w:sz w:val="21"/>
+        </w:rPr>
         <w:t>跨平台回复的核心技术保障是完整人格保真。当外部平台调用 /reply 端点时，系统内部走与本平台完全相同的分身回复链路：</w:t>
       </w:r>
     </w:p>
     <w:p>
-      <w:pPr/>
+      <w:pPr>
+        <w:ind w:left="283"/>
+      </w:pPr>
       <w:r>
         <w:rPr>
-          <w:rFonts w:ascii="Consolas" w:hAnsi="Consolas"/>
+          <w:rFonts w:ascii="Courier New" w:hAnsi="Courier New"/>
           <w:sz w:val="18"/>
         </w:rPr>
         <w:t>@router.post("/reply")</w:t>
-      </w:r>
-    </w:p>
-    <w:p>
-      <w:pPr/>
-      <w:r>
-        <w:rPr>
-          <w:rFonts w:ascii="Consolas" w:hAnsi="Consolas"/>
-          <w:sz w:val="18"/>
-        </w:rPr>
+        <w:br/>
         <w:t>async def agent_reply(req: AgentReplyRequest, agent=Depends(get_agent_user)):</w:t>
-      </w:r>
-    </w:p>
-    <w:p>
-      <w:pPr/>
-      <w:r>
-        <w:rPr>
-          <w:rFonts w:ascii="Consolas" w:hAnsi="Consolas"/>
-          <w:sz w:val="18"/>
-        </w:rPr>
+        <w:br/>
         <w:t xml:space="preserve">    twin_owner_id = agent["twin_owner_id"]</w:t>
-      </w:r>
-    </w:p>
-    <w:p>
-      <w:pPr/>
-      <w:r>
-        <w:rPr>
-          <w:rFonts w:ascii="Consolas" w:hAnsi="Consolas"/>
-          <w:sz w:val="18"/>
-        </w:rPr>
+        <w:br/>
         <w:t xml:space="preserve">    # 命名空间化外部发送者ID</w:t>
-      </w:r>
-    </w:p>
-    <w:p>
-      <w:pPr/>
-      <w:r>
-        <w:rPr>
-          <w:rFonts w:ascii="Consolas" w:hAnsi="Consolas"/>
-          <w:sz w:val="18"/>
-        </w:rPr>
+        <w:br/>
         <w:t xml:space="preserve">    external_sender = f"external:{platform}:{req.sender_id}"</w:t>
-      </w:r>
-    </w:p>
-    <w:p>
-      <w:pPr/>
-      <w:r>
-        <w:rPr>
-          <w:rFonts w:ascii="Consolas" w:hAnsi="Consolas"/>
-          <w:sz w:val="18"/>
-        </w:rPr>
-      </w:r>
-    </w:p>
-    <w:p>
-      <w:pPr/>
-      <w:r>
-        <w:rPr>
-          <w:rFonts w:ascii="Consolas" w:hAnsi="Consolas"/>
-          <w:sz w:val="18"/>
-        </w:rPr>
+        <w:br/>
+        <w:br/>
         <w:t xml:space="preserve">    # 调用与本平台完全相同的分身回复引擎</w:t>
-      </w:r>
-    </w:p>
-    <w:p>
-      <w:pPr/>
-      <w:r>
-        <w:rPr>
-          <w:rFonts w:ascii="Consolas" w:hAnsi="Consolas"/>
-          <w:sz w:val="18"/>
-        </w:rPr>
+        <w:br/>
         <w:t xml:space="preserve">    result = await twin.generate_reply(</w:t>
-      </w:r>
-    </w:p>
-    <w:p>
-      <w:pPr/>
-      <w:r>
-        <w:rPr>
-          <w:rFonts w:ascii="Consolas" w:hAnsi="Consolas"/>
-          <w:sz w:val="18"/>
-        </w:rPr>
+        <w:br/>
         <w:t xml:space="preserve">        twin_owner_id=twin_owner_id,</w:t>
-      </w:r>
-    </w:p>
-    <w:p>
-      <w:pPr/>
-      <w:r>
-        <w:rPr>
-          <w:rFonts w:ascii="Consolas" w:hAnsi="Consolas"/>
-          <w:sz w:val="18"/>
-        </w:rPr>
+        <w:br/>
         <w:t xml:space="preserve">        from_user_id=external_sender,</w:t>
-      </w:r>
-    </w:p>
-    <w:p>
-      <w:pPr/>
-      <w:r>
-        <w:rPr>
-          <w:rFonts w:ascii="Consolas" w:hAnsi="Consolas"/>
-          <w:sz w:val="18"/>
-        </w:rPr>
+        <w:br/>
         <w:t xml:space="preserve">        incoming_msg=content,</w:t>
-      </w:r>
-    </w:p>
-    <w:p>
-      <w:pPr/>
-      <w:r>
-        <w:rPr>
-          <w:rFonts w:ascii="Consolas" w:hAnsi="Consolas"/>
-          <w:sz w:val="18"/>
-        </w:rPr>
+        <w:br/>
         <w:t xml:space="preserve">        sender_mode=req.sender_mode,</w:t>
-      </w:r>
-    </w:p>
-    <w:p>
-      <w:pPr/>
-      <w:r>
-        <w:rPr>
-          <w:rFonts w:ascii="Consolas" w:hAnsi="Consolas"/>
-          <w:sz w:val="18"/>
-        </w:rPr>
+        <w:br/>
         <w:t xml:space="preserve">        target_lang=req.target_lang,</w:t>
-      </w:r>
-    </w:p>
-    <w:p>
-      <w:pPr/>
-      <w:r>
-        <w:rPr>
-          <w:rFonts w:ascii="Consolas" w:hAnsi="Consolas"/>
-          <w:sz w:val="18"/>
-        </w:rPr>
+        <w:br/>
         <w:t xml:space="preserve">        social_context=req.context,</w:t>
-      </w:r>
-    </w:p>
-    <w:p>
-      <w:pPr/>
-      <w:r>
-        <w:rPr>
-          <w:rFonts w:ascii="Consolas" w:hAnsi="Consolas"/>
-          <w:sz w:val="18"/>
-        </w:rPr>
+        <w:br/>
         <w:t xml:space="preserve">    )</w:t>
       </w:r>
     </w:p>
     <w:p>
+      <w:pPr>
+        <w:spacing w:before="0" w:after="60"/>
+        <w:ind w:left="0"/>
+      </w:pPr>
       <w:r>
+        <w:rPr>
+          <w:rFonts w:eastAsia="微软雅黑"/>
+          <w:rFonts w:ascii="微软雅黑" w:hAnsi="微软雅黑"/>
+          <w:b w:val="0"/>
+          <w:sz w:val="21"/>
+        </w:rPr>
         <w:t>该设计确保外部平台获得的分身回复包含：</w:t>
       </w:r>
     </w:p>
     <w:p>
       <w:pPr>
-        <w:pStyle w:val="ListBullet"/>
+        <w:spacing w:after="40"/>
+        <w:ind w:left="283"/>
       </w:pPr>
       <w:r>
-        <w:t>完整的人格画像（性格、说话风格、方言偏好）</w:t>
+        <w:rPr>
+          <w:rFonts w:eastAsia="微软雅黑"/>
+          <w:rFonts w:ascii="微软雅黑" w:hAnsi="微软雅黑"/>
+          <w:b w:val="0"/>
+          <w:sz w:val="21"/>
+        </w:rPr>
+        <w:t>• 完整的人格画像（性格、说话风格、方言偏好）</w:t>
       </w:r>
     </w:p>
     <w:p>
       <w:pPr>
-        <w:pStyle w:val="ListBullet"/>
+        <w:spacing w:after="40"/>
+        <w:ind w:left="283"/>
       </w:pPr>
       <w:r>
-        <w:t>叙事记忆上下文（过往对话的摘要和情感基调）</w:t>
+        <w:rPr>
+          <w:rFonts w:eastAsia="微软雅黑"/>
+          <w:rFonts w:ascii="微软雅黑" w:hAnsi="微软雅黑"/>
+          <w:b w:val="0"/>
+          <w:sz w:val="21"/>
+        </w:rPr>
+        <w:t>• 叙事记忆上下文（过往对话的摘要和情感基调）</w:t>
       </w:r>
     </w:p>
     <w:p>
       <w:pPr>
-        <w:pStyle w:val="ListBullet"/>
+        <w:spacing w:after="40"/>
+        <w:ind w:left="283"/>
       </w:pPr>
       <w:r>
-        <w:t>人格保真翻译（当指定target_lang时）</w:t>
+        <w:rPr>
+          <w:rFonts w:eastAsia="微软雅黑"/>
+          <w:rFonts w:ascii="微软雅黑" w:hAnsi="微软雅黑"/>
+          <w:b w:val="0"/>
+          <w:sz w:val="21"/>
+        </w:rPr>
+        <w:t>• 人格保真翻译（当指定target_lang时）</w:t>
       </w:r>
     </w:p>
     <w:p>
       <w:pPr>
-        <w:pStyle w:val="ListBullet"/>
+        <w:spacing w:after="40"/>
+        <w:ind w:left="283"/>
       </w:pPr>
       <w:r>
-        <w:t>情感感知回复（根据对话上下文调整语气）</w:t>
+        <w:rPr>
+          <w:rFonts w:eastAsia="微软雅黑"/>
+          <w:rFonts w:ascii="微软雅黑" w:hAnsi="微软雅黑"/>
+          <w:b w:val="0"/>
+          <w:sz w:val="21"/>
+        </w:rPr>
+        <w:t>• 情感感知回复（根据对话上下文调整语气）</w:t>
       </w:r>
     </w:p>
     <w:p>
       <w:pPr>
-        <w:pStyle w:val="Heading4"/>
+        <w:spacing w:before="120" w:after="60"/>
+        <w:ind w:left="0"/>
       </w:pPr>
       <w:r>
+        <w:rPr>
+          <w:rFonts w:eastAsia="微软雅黑"/>
+          <w:rFonts w:ascii="微软雅黑" w:hAnsi="微软雅黑"/>
+          <w:b/>
+          <w:sz w:val="22"/>
+        </w:rPr>
         <w:t>3.2.4 分身画像导出</w:t>
       </w:r>
     </w:p>
     <w:p>
+      <w:pPr>
+        <w:spacing w:before="0" w:after="60"/>
+        <w:ind w:left="0"/>
+      </w:pPr>
       <w:r>
+        <w:rPr>
+          <w:rFonts w:eastAsia="微软雅黑"/>
+          <w:rFonts w:ascii="微软雅黑" w:hAnsi="微软雅黑"/>
+          <w:b w:val="0"/>
+          <w:sz w:val="21"/>
+        </w:rPr>
         <w:t>外部平台可通过 /twin/profile 端点获取分身的公开画像，用于展示和匹配：</w:t>
       </w:r>
     </w:p>
     <w:p>
-      <w:pPr/>
+      <w:pPr>
+        <w:ind w:left="283"/>
+      </w:pPr>
       <w:r>
         <w:rPr>
-          <w:rFonts w:ascii="Consolas" w:hAnsi="Consolas"/>
+          <w:rFonts w:ascii="Courier New" w:hAnsi="Courier New"/>
           <w:sz w:val="18"/>
         </w:rPr>
         <w:t>@router.get("/twin/profile")</w:t>
-      </w:r>
-    </w:p>
-    <w:p>
-      <w:pPr/>
-      <w:r>
-        <w:rPr>
-          <w:rFonts w:ascii="Consolas" w:hAnsi="Consolas"/>
-          <w:sz w:val="18"/>
-        </w:rPr>
+        <w:br/>
         <w:t>async def agent_get_twin_profile(agent=Depends(get_agent_user)):</w:t>
-      </w:r>
-    </w:p>
-    <w:p>
-      <w:pPr/>
-      <w:r>
-        <w:rPr>
-          <w:rFonts w:ascii="Consolas" w:hAnsi="Consolas"/>
-          <w:sz w:val="18"/>
-        </w:rPr>
+        <w:br/>
         <w:t xml:space="preserve">    profile = get_twin_profile(agent["twin_owner_id"])</w:t>
-      </w:r>
-    </w:p>
-    <w:p>
-      <w:pPr/>
-      <w:r>
-        <w:rPr>
-          <w:rFonts w:ascii="Consolas" w:hAnsi="Consolas"/>
-          <w:sz w:val="18"/>
-        </w:rPr>
+        <w:br/>
         <w:t xml:space="preserve">    return {</w:t>
-      </w:r>
-    </w:p>
-    <w:p>
-      <w:pPr/>
-      <w:r>
-        <w:rPr>
-          <w:rFonts w:ascii="Consolas" w:hAnsi="Consolas"/>
-          <w:sz w:val="18"/>
-        </w:rPr>
+        <w:br/>
         <w:t xml:space="preserve">        "display_name": profile.display_name,</w:t>
-      </w:r>
-    </w:p>
-    <w:p>
-      <w:pPr/>
-      <w:r>
-        <w:rPr>
-          <w:rFonts w:ascii="Consolas" w:hAnsi="Consolas"/>
-          <w:sz w:val="18"/>
-        </w:rPr>
+        <w:br/>
         <w:t xml:space="preserve">        "personality": profile.personality,</w:t>
-      </w:r>
-    </w:p>
-    <w:p>
-      <w:pPr/>
-      <w:r>
-        <w:rPr>
-          <w:rFonts w:ascii="Consolas" w:hAnsi="Consolas"/>
-          <w:sz w:val="18"/>
-        </w:rPr>
+        <w:br/>
         <w:t xml:space="preserve">        "speech_style": profile.speech_style,</w:t>
-      </w:r>
-    </w:p>
-    <w:p>
-      <w:pPr/>
-      <w:r>
-        <w:rPr>
-          <w:rFonts w:ascii="Consolas" w:hAnsi="Consolas"/>
-          <w:sz w:val="18"/>
-        </w:rPr>
+        <w:br/>
         <w:t xml:space="preserve">        "preferred_lang": profile.preferred_lang,</w:t>
-      </w:r>
-    </w:p>
-    <w:p>
-      <w:pPr/>
-      <w:r>
-        <w:rPr>
-          <w:rFonts w:ascii="Consolas" w:hAnsi="Consolas"/>
-          <w:sz w:val="18"/>
-        </w:rPr>
+        <w:br/>
         <w:t xml:space="preserve">        "gender": profile.gender,</w:t>
-      </w:r>
-    </w:p>
-    <w:p>
-      <w:pPr/>
-      <w:r>
-        <w:rPr>
-          <w:rFonts w:ascii="Consolas" w:hAnsi="Consolas"/>
-          <w:sz w:val="18"/>
-        </w:rPr>
+        <w:br/>
         <w:t xml:space="preserve">        "source": profile.twin_source,</w:t>
-      </w:r>
-    </w:p>
-    <w:p>
-      <w:pPr/>
-      <w:r>
-        <w:rPr>
-          <w:rFonts w:ascii="Consolas" w:hAnsi="Consolas"/>
-          <w:sz w:val="18"/>
-        </w:rPr>
+        <w:br/>
         <w:t xml:space="preserve">        "capabilities": [</w:t>
-      </w:r>
-    </w:p>
-    <w:p>
-      <w:pPr/>
-      <w:r>
-        <w:rPr>
-          <w:rFonts w:ascii="Consolas" w:hAnsi="Consolas"/>
-          <w:sz w:val="18"/>
-        </w:rPr>
+        <w:br/>
         <w:t xml:space="preserve">            "text_reply",</w:t>
-      </w:r>
-    </w:p>
-    <w:p>
-      <w:pPr/>
-      <w:r>
-        <w:rPr>
-          <w:rFonts w:ascii="Consolas" w:hAnsi="Consolas"/>
-          <w:sz w:val="18"/>
-        </w:rPr>
+        <w:br/>
         <w:t xml:space="preserve">            "personality_preserving_translation",</w:t>
-      </w:r>
-    </w:p>
-    <w:p>
-      <w:pPr/>
-      <w:r>
-        <w:rPr>
-          <w:rFonts w:ascii="Consolas" w:hAnsi="Consolas"/>
-          <w:sz w:val="18"/>
-        </w:rPr>
+        <w:br/>
         <w:t xml:space="preserve">            "emotion_aware_response",</w:t>
-      </w:r>
-    </w:p>
-    <w:p>
-      <w:pPr/>
-      <w:r>
-        <w:rPr>
-          <w:rFonts w:ascii="Consolas" w:hAnsi="Consolas"/>
-          <w:sz w:val="18"/>
-        </w:rPr>
+        <w:br/>
         <w:t xml:space="preserve">            "narrative_memory",</w:t>
-      </w:r>
-    </w:p>
-    <w:p>
-      <w:pPr/>
-      <w:r>
-        <w:rPr>
-          <w:rFonts w:ascii="Consolas" w:hAnsi="Consolas"/>
-          <w:sz w:val="18"/>
-        </w:rPr>
+        <w:br/>
         <w:t xml:space="preserve">        ],</w:t>
-      </w:r>
-    </w:p>
-    <w:p>
-      <w:pPr/>
-      <w:r>
-        <w:rPr>
-          <w:rFonts w:ascii="Consolas" w:hAnsi="Consolas"/>
-          <w:sz w:val="18"/>
-        </w:rPr>
+        <w:br/>
         <w:t xml:space="preserve">    }</w:t>
       </w:r>
     </w:p>
     <w:p>
+      <w:pPr>
+        <w:spacing w:before="0" w:after="60"/>
+        <w:ind w:left="0"/>
+      </w:pPr>
       <w:r>
+        <w:rPr>
+          <w:rFonts w:eastAsia="微软雅黑"/>
+          <w:rFonts w:ascii="微软雅黑" w:hAnsi="微软雅黑"/>
+          <w:b w:val="0"/>
+          <w:sz w:val="21"/>
+        </w:rPr>
         <w:t>capabilities字段声明了分身支持的能力列表，外部平台可据此决定交互方式。</w:t>
       </w:r>
     </w:p>
     <w:p>
       <w:pPr>
-        <w:pStyle w:val="Heading4"/>
+        <w:spacing w:before="120" w:after="60"/>
+        <w:ind w:left="0"/>
       </w:pPr>
       <w:r>
+        <w:rPr>
+          <w:rFonts w:eastAsia="微软雅黑"/>
+          <w:rFonts w:ascii="微软雅黑" w:hAnsi="微软雅黑"/>
+          <w:b/>
+          <w:sz w:val="22"/>
+        </w:rPr>
         <w:t>3.2.5 交互审计日志</w:t>
       </w:r>
     </w:p>
     <w:p>
+      <w:pPr>
+        <w:spacing w:before="0" w:after="60"/>
+        <w:ind w:left="0"/>
+      </w:pPr>
       <w:r>
+        <w:rPr>
+          <w:rFonts w:eastAsia="微软雅黑"/>
+          <w:rFonts w:ascii="微软雅黑" w:hAnsi="微软雅黑"/>
+          <w:b w:val="0"/>
+          <w:sz w:val="21"/>
+        </w:rPr>
         <w:t>每次外部平台调用 /reply 端点，系统自动记录完整的交互日志：</w:t>
       </w:r>
     </w:p>
     <w:p>
-      <w:pPr/>
+      <w:pPr>
+        <w:ind w:left="283"/>
+      </w:pPr>
       <w:r>
         <w:rPr>
-          <w:rFonts w:ascii="Consolas" w:hAnsi="Consolas"/>
+          <w:rFonts w:ascii="Courier New" w:hAnsi="Courier New"/>
           <w:sz w:val="18"/>
         </w:rPr>
         <w:t># 交互日志表</w:t>
-      </w:r>
-    </w:p>
-    <w:p>
-      <w:pPr/>
-      <w:r>
-        <w:rPr>
-          <w:rFonts w:ascii="Consolas" w:hAnsi="Consolas"/>
-          <w:sz w:val="18"/>
-        </w:rPr>
+        <w:br/>
         <w:t>CREATE TABLE agent_message_log (</w:t>
-      </w:r>
-    </w:p>
-    <w:p>
-      <w:pPr/>
-      <w:r>
-        <w:rPr>
-          <w:rFonts w:ascii="Consolas" w:hAnsi="Consolas"/>
-          <w:sz w:val="18"/>
-        </w:rPr>
+        <w:br/>
         <w:t xml:space="preserve">    log_id TEXT PRIMARY KEY,</w:t>
-      </w:r>
-    </w:p>
-    <w:p>
-      <w:pPr/>
-      <w:r>
-        <w:rPr>
-          <w:rFonts w:ascii="Consolas" w:hAnsi="Consolas"/>
-          <w:sz w:val="18"/>
-        </w:rPr>
+        <w:br/>
         <w:t xml:space="preserve">    from_platform TEXT NOT NULL,      -- 来源平台</w:t>
-      </w:r>
-    </w:p>
-    <w:p>
-      <w:pPr/>
-      <w:r>
-        <w:rPr>
-          <w:rFonts w:ascii="Consolas" w:hAnsi="Consolas"/>
-          <w:sz w:val="18"/>
-        </w:rPr>
+        <w:br/>
         <w:t xml:space="preserve">    to_twin_id TEXT NOT NULL,         -- 目标分身</w:t>
-      </w:r>
-    </w:p>
-    <w:p>
-      <w:pPr/>
-      <w:r>
-        <w:rPr>
-          <w:rFonts w:ascii="Consolas" w:hAnsi="Consolas"/>
-          <w:sz w:val="18"/>
-        </w:rPr>
+        <w:br/>
         <w:t xml:space="preserve">    external_user_id TEXT DEFAULT '', -- 外部用户ID</w:t>
-      </w:r>
-    </w:p>
-    <w:p>
-      <w:pPr/>
-      <w:r>
-        <w:rPr>
-          <w:rFonts w:ascii="Consolas" w:hAnsi="Consolas"/>
-          <w:sz w:val="18"/>
-        </w:rPr>
+        <w:br/>
         <w:t xml:space="preserve">    incoming_content TEXT DEFAULT '', -- 收到的消息</w:t>
-      </w:r>
-    </w:p>
-    <w:p>
-      <w:pPr/>
-      <w:r>
-        <w:rPr>
-          <w:rFonts w:ascii="Consolas" w:hAnsi="Consolas"/>
-          <w:sz w:val="18"/>
-        </w:rPr>
+        <w:br/>
         <w:t xml:space="preserve">    reply_content TEXT DEFAULT '',    -- 分身回复</w:t>
-      </w:r>
-    </w:p>
-    <w:p>
-      <w:pPr/>
-      <w:r>
-        <w:rPr>
-          <w:rFonts w:ascii="Consolas" w:hAnsi="Consolas"/>
-          <w:sz w:val="18"/>
-        </w:rPr>
+        <w:br/>
         <w:t xml:space="preserve">    success INTEGER DEFAULT 1,       -- 是否成功</w:t>
-      </w:r>
-    </w:p>
-    <w:p>
-      <w:pPr/>
-      <w:r>
-        <w:rPr>
-          <w:rFonts w:ascii="Consolas" w:hAnsi="Consolas"/>
-          <w:sz w:val="18"/>
-        </w:rPr>
+        <w:br/>
         <w:t xml:space="preserve">    created_at TEXT DEFAULT datetime('now','localtime')</w:t>
-      </w:r>
-    </w:p>
-    <w:p>
-      <w:pPr/>
-      <w:r>
-        <w:rPr>
-          <w:rFonts w:ascii="Consolas" w:hAnsi="Consolas"/>
-          <w:sz w:val="18"/>
-        </w:rPr>
+        <w:br/>
         <w:t>);</w:t>
-      </w:r>
-    </w:p>
-    <w:p>
-      <w:pPr/>
-      <w:r>
-        <w:rPr>
-          <w:rFonts w:ascii="Consolas" w:hAnsi="Consolas"/>
-          <w:sz w:val="18"/>
-        </w:rPr>
+        <w:br/>
         <w:t>CREATE INDEX idx_aml_twin ON agent_message_log(to_twin_id, created_at DESC);</w:t>
       </w:r>
     </w:p>
     <w:p>
+      <w:pPr>
+        <w:spacing w:before="0" w:after="60"/>
+        <w:ind w:left="0"/>
+      </w:pPr>
       <w:r>
+        <w:rPr>
+          <w:rFonts w:eastAsia="微软雅黑"/>
+          <w:rFonts w:ascii="微软雅黑" w:hAnsi="微软雅黑"/>
+          <w:b w:val="0"/>
+          <w:sz w:val="21"/>
+        </w:rPr>
         <w:t>审计日志支持：</w:t>
       </w:r>
     </w:p>
     <w:p>
       <w:pPr>
-        <w:pStyle w:val="ListBullet"/>
+        <w:spacing w:after="40"/>
+        <w:ind w:left="283"/>
       </w:pPr>
       <w:r>
-        <w:t>按平台查询交互记录</w:t>
+        <w:rPr>
+          <w:rFonts w:eastAsia="微软雅黑"/>
+          <w:rFonts w:ascii="微软雅黑" w:hAnsi="微软雅黑"/>
+          <w:b w:val="0"/>
+          <w:sz w:val="21"/>
+        </w:rPr>
+        <w:t>• 按平台查询交互记录</w:t>
       </w:r>
     </w:p>
     <w:p>
       <w:pPr>
-        <w:pStyle w:val="ListBullet"/>
+        <w:spacing w:after="40"/>
+        <w:ind w:left="283"/>
       </w:pPr>
       <w:r>
-        <w:t>成功率统计（`/stats` 端点）</w:t>
+        <w:rPr>
+          <w:rFonts w:eastAsia="微软雅黑"/>
+          <w:rFonts w:ascii="微软雅黑" w:hAnsi="微软雅黑"/>
+          <w:b w:val="0"/>
+          <w:sz w:val="21"/>
+        </w:rPr>
+        <w:t>• 成功率统计（`/stats` 端点）</w:t>
       </w:r>
     </w:p>
     <w:p>
       <w:pPr>
-        <w:pStyle w:val="ListBullet"/>
+        <w:spacing w:after="40"/>
+        <w:ind w:left="283"/>
       </w:pPr>
       <w:r>
-        <w:t>异常检测和溯源</w:t>
+        <w:rPr>
+          <w:rFonts w:eastAsia="微软雅黑"/>
+          <w:rFonts w:ascii="微软雅黑" w:hAnsi="微软雅黑"/>
+          <w:b w:val="0"/>
+          <w:sz w:val="21"/>
+        </w:rPr>
+        <w:t>• 异常检测和溯源</w:t>
       </w:r>
     </w:p>
     <w:p>
       <w:pPr>
-        <w:pStyle w:val="Heading4"/>
+        <w:spacing w:before="120" w:after="60"/>
+        <w:ind w:left="0"/>
       </w:pPr>
       <w:r>
+        <w:rPr>
+          <w:rFonts w:eastAsia="微软雅黑"/>
+          <w:rFonts w:ascii="微软雅黑" w:hAnsi="微软雅黑"/>
+          <w:b/>
+          <w:sz w:val="22"/>
+        </w:rPr>
         <w:t>3.2.6 作用域权限控制</w:t>
       </w:r>
     </w:p>
     <w:p>
+      <w:pPr>
+        <w:spacing w:before="0" w:after="60"/>
+        <w:ind w:left="0"/>
+      </w:pPr>
       <w:r>
+        <w:rPr>
+          <w:rFonts w:eastAsia="微软雅黑"/>
+          <w:rFonts w:ascii="微软雅黑" w:hAnsi="微软雅黑"/>
+          <w:b w:val="0"/>
+          <w:sz w:val="21"/>
+        </w:rPr>
         <w:t>API密钥携带作用域（scopes），系统在端点级别强制检查：</w:t>
       </w:r>
     </w:p>
     <w:p>
-      <w:pPr/>
+      <w:pPr>
+        <w:ind w:left="283"/>
+      </w:pPr>
       <w:r>
         <w:rPr>
-          <w:rFonts w:ascii="Consolas" w:hAnsi="Consolas"/>
+          <w:rFonts w:ascii="Courier New" w:hAnsi="Courier New"/>
           <w:sz w:val="18"/>
         </w:rPr>
         <w:t>@router.post("/reply")</w:t>
-      </w:r>
-    </w:p>
-    <w:p>
-      <w:pPr/>
-      <w:r>
-        <w:rPr>
-          <w:rFonts w:ascii="Consolas" w:hAnsi="Consolas"/>
-          <w:sz w:val="18"/>
-        </w:rPr>
+        <w:br/>
         <w:t>async def agent_reply(req, agent=Depends(get_agent_user)):</w:t>
-      </w:r>
-    </w:p>
-    <w:p>
-      <w:pPr/>
-      <w:r>
-        <w:rPr>
-          <w:rFonts w:ascii="Consolas" w:hAnsi="Consolas"/>
-          <w:sz w:val="18"/>
-        </w:rPr>
+        <w:br/>
         <w:t xml:space="preserve">    scopes = (agent.get("scopes") or "").split(",")</w:t>
-      </w:r>
-    </w:p>
-    <w:p>
-      <w:pPr/>
-      <w:r>
-        <w:rPr>
-          <w:rFonts w:ascii="Consolas" w:hAnsi="Consolas"/>
-          <w:sz w:val="18"/>
-        </w:rPr>
+        <w:br/>
         <w:t xml:space="preserve">    if "twin:reply" not in scopes:</w:t>
-      </w:r>
-    </w:p>
-    <w:p>
-      <w:pPr/>
-      <w:r>
-        <w:rPr>
-          <w:rFonts w:ascii="Consolas" w:hAnsi="Consolas"/>
-          <w:sz w:val="18"/>
-        </w:rPr>
+        <w:br/>
         <w:t xml:space="preserve">        raise HTTPException(status_code=403, detail="API key lacks 'twin:reply' scope")</w:t>
-      </w:r>
-    </w:p>
-    <w:p>
-      <w:pPr/>
-      <w:r>
-        <w:rPr>
-          <w:rFonts w:ascii="Consolas" w:hAnsi="Consolas"/>
-          <w:sz w:val="18"/>
-        </w:rPr>
+        <w:br/>
         <w:t xml:space="preserve">    # ... 执行回复逻辑</w:t>
       </w:r>
     </w:p>
     <w:p>
+      <w:pPr>
+        <w:spacing w:before="0" w:after="60"/>
+        <w:ind w:left="0"/>
+      </w:pPr>
       <w:r>
+        <w:rPr>
+          <w:rFonts w:eastAsia="微软雅黑"/>
+          <w:rFonts w:ascii="微软雅黑" w:hAnsi="微软雅黑"/>
+          <w:b w:val="0"/>
+          <w:sz w:val="21"/>
+        </w:rPr>
         <w:t>当前定义的作用域：</w:t>
       </w:r>
     </w:p>
     <w:p>
       <w:pPr>
-        <w:pStyle w:val="ListBullet"/>
+        <w:spacing w:after="40"/>
+        <w:ind w:left="283"/>
       </w:pPr>
       <w:r>
-        <w:t>`twin:reply` — 允许与分身对话</w:t>
+        <w:rPr>
+          <w:rFonts w:eastAsia="微软雅黑"/>
+          <w:rFonts w:ascii="微软雅黑" w:hAnsi="微软雅黑"/>
+          <w:b w:val="0"/>
+          <w:sz w:val="21"/>
+        </w:rPr>
+        <w:t>• `twin:reply` — 允许与分身对话</w:t>
       </w:r>
     </w:p>
     <w:p>
       <w:pPr>
-        <w:pStyle w:val="ListBullet"/>
+        <w:spacing w:after="40"/>
+        <w:ind w:left="283"/>
       </w:pPr>
       <w:r>
-        <w:t>未来可扩展：`twin:profile_read`、`twin:profile_write`、`twin:memory_read` 等</w:t>
+        <w:rPr>
+          <w:rFonts w:eastAsia="微软雅黑"/>
+          <w:rFonts w:ascii="微软雅黑" w:hAnsi="微软雅黑"/>
+          <w:b w:val="0"/>
+          <w:sz w:val="21"/>
+        </w:rPr>
+        <w:t>• 未来可扩展：`twin:profile_read`、`twin:profile_write`、`twin:memory_read` 等</w:t>
       </w:r>
     </w:p>
     <w:p>
       <w:pPr>
-        <w:pStyle w:val="Heading4"/>
+        <w:spacing w:before="120" w:after="60"/>
+        <w:ind w:left="0"/>
       </w:pPr>
       <w:r>
+        <w:rPr>
+          <w:rFonts w:eastAsia="微软雅黑"/>
+          <w:rFonts w:ascii="微软雅黑" w:hAnsi="微软雅黑"/>
+          <w:b/>
+          <w:sz w:val="22"/>
+        </w:rPr>
         <w:t>3.2.7 速率限制</w:t>
       </w:r>
     </w:p>
     <w:p>
+      <w:pPr>
+        <w:spacing w:before="0" w:after="60"/>
+        <w:ind w:left="0"/>
+      </w:pPr>
       <w:r>
+        <w:rPr>
+          <w:rFonts w:eastAsia="微软雅黑"/>
+          <w:rFonts w:ascii="微软雅黑" w:hAnsi="微软雅黑"/>
+          <w:b w:val="0"/>
+          <w:sz w:val="21"/>
+        </w:rPr>
         <w:t>系统对Agent API实施独立的速率限制：</w:t>
       </w:r>
     </w:p>
     <w:p>
-      <w:pPr/>
+      <w:pPr>
+        <w:ind w:left="283"/>
+      </w:pPr>
       <w:r>
         <w:rPr>
-          <w:rFonts w:ascii="Consolas" w:hAnsi="Consolas"/>
+          <w:rFonts w:ascii="Courier New" w:hAnsi="Courier New"/>
           <w:sz w:val="18"/>
         </w:rPr>
         <w:t>RATE_AGENT_MAX = 60  # 每分钟最多60次请求</w:t>
-      </w:r>
-    </w:p>
-    <w:p>
-      <w:pPr/>
-      <w:r>
-        <w:rPr>
-          <w:rFonts w:ascii="Consolas" w:hAnsi="Consolas"/>
-          <w:sz w:val="18"/>
-        </w:rPr>
-      </w:r>
-    </w:p>
-    <w:p>
-      <w:pPr/>
-      <w:r>
-        <w:rPr>
-          <w:rFonts w:ascii="Consolas" w:hAnsi="Consolas"/>
-          <w:sz w:val="18"/>
-        </w:rPr>
+        <w:br/>
+        <w:br/>
         <w:t>_agent_limiter = RateLimiter(max_requests=RATE_AGENT_MAX, window_seconds=60)</w:t>
-      </w:r>
-    </w:p>
-    <w:p>
-      <w:pPr/>
-      <w:r>
-        <w:rPr>
-          <w:rFonts w:ascii="Consolas" w:hAnsi="Consolas"/>
-          <w:sz w:val="18"/>
-        </w:rPr>
-      </w:r>
-    </w:p>
-    <w:p>
-      <w:pPr/>
-      <w:r>
-        <w:rPr>
-          <w:rFonts w:ascii="Consolas" w:hAnsi="Consolas"/>
-          <w:sz w:val="18"/>
-        </w:rPr>
+        <w:br/>
+        <w:br/>
         <w:t>@router.post("/reply")</w:t>
-      </w:r>
-    </w:p>
-    <w:p>
-      <w:pPr/>
-      <w:r>
-        <w:rPr>
-          <w:rFonts w:ascii="Consolas" w:hAnsi="Consolas"/>
-          <w:sz w:val="18"/>
-        </w:rPr>
+        <w:br/>
         <w:t>async def agent_reply(req, request: Request, agent=Depends(get_agent_user)):</w:t>
-      </w:r>
-    </w:p>
-    <w:p>
-      <w:pPr/>
-      <w:r>
-        <w:rPr>
-          <w:rFonts w:ascii="Consolas" w:hAnsi="Consolas"/>
-          <w:sz w:val="18"/>
-        </w:rPr>
+        <w:br/>
         <w:t xml:space="preserve">    if _agent_limiter.is_limited(request):</w:t>
-      </w:r>
-    </w:p>
-    <w:p>
-      <w:pPr/>
-      <w:r>
-        <w:rPr>
-          <w:rFonts w:ascii="Consolas" w:hAnsi="Consolas"/>
-          <w:sz w:val="18"/>
-        </w:rPr>
+        <w:br/>
         <w:t xml:space="preserve">        raise HTTPException(status_code=429, detail="Rate limit exceeded")</w:t>
       </w:r>
     </w:p>
     <w:p>
+      <w:pPr>
+        <w:spacing w:before="0" w:after="60"/>
+        <w:ind w:left="0"/>
+      </w:pPr>
       <w:r>
+        <w:rPr>
+          <w:rFonts w:eastAsia="微软雅黑"/>
+          <w:rFonts w:ascii="微软雅黑" w:hAnsi="微软雅黑"/>
+          <w:b w:val="0"/>
+          <w:sz w:val="21"/>
+        </w:rPr>
         <w:t>每个API密钥每分钟最多60次请求，超限返回429状态码，保护服务质量和控制AI调用成本。</w:t>
       </w:r>
     </w:p>
     <w:p>
       <w:pPr>
-        <w:pStyle w:val="Heading4"/>
+        <w:spacing w:before="120" w:after="60"/>
+        <w:ind w:left="0"/>
       </w:pPr>
       <w:r>
+        <w:rPr>
+          <w:rFonts w:eastAsia="微软雅黑"/>
+          <w:rFonts w:ascii="微软雅黑" w:hAnsi="微软雅黑"/>
+          <w:b/>
+          <w:sz w:val="22"/>
+        </w:rPr>
         <w:t>3.2.8 密钥生命周期管理</w:t>
       </w:r>
     </w:p>
     <w:p>
+      <w:pPr>
+        <w:spacing w:before="0" w:after="60"/>
+        <w:ind w:left="0"/>
+      </w:pPr>
       <w:r>
+        <w:rPr>
+          <w:rFonts w:eastAsia="微软雅黑"/>
+          <w:rFonts w:ascii="微软雅黑" w:hAnsi="微软雅黑"/>
+          <w:b w:val="0"/>
+          <w:sz w:val="21"/>
+        </w:rPr>
         <w:t>系统实现了完整的密钥生命周期：</w:t>
       </w:r>
     </w:p>
     <w:p>
+      <w:pPr>
+        <w:spacing w:after="60"/>
+        <w:ind w:left="283"/>
+      </w:pPr>
       <w:r>
-        <w:t>1. 创建：指定平台名称和过期天数，返回密钥（仅此一次）</w:t>
+        <w:rPr>
+          <w:rFonts w:eastAsia="微软雅黑"/>
+          <w:rFonts w:ascii="微软雅黑" w:hAnsi="微软雅黑"/>
+          <w:b w:val="0"/>
+          <w:sz w:val="21"/>
+        </w:rPr>
+        <w:t>创建：指定平台名称和过期天数，返回密钥（仅此一次）</w:t>
       </w:r>
     </w:p>
     <w:p>
+      <w:pPr>
+        <w:spacing w:after="60"/>
+        <w:ind w:left="283"/>
+      </w:pPr>
       <w:r>
-        <w:t>2. 验证：每次请求检查密钥有效性和过期时间，同时更新 last_used_at</w:t>
+        <w:rPr>
+          <w:rFonts w:eastAsia="微软雅黑"/>
+          <w:rFonts w:ascii="微软雅黑" w:hAnsi="微软雅黑"/>
+          <w:b w:val="0"/>
+          <w:sz w:val="21"/>
+        </w:rPr>
+        <w:t>验证：每次请求检查密钥有效性和过期时间，同时更新 `last_used_at`</w:t>
       </w:r>
     </w:p>
     <w:p>
+      <w:pPr>
+        <w:spacing w:after="60"/>
+        <w:ind w:left="283"/>
+      </w:pPr>
       <w:r>
-        <w:t>3. 列表：查看所有密钥的脱敏信息（包含最后使用时间）</w:t>
+        <w:rPr>
+          <w:rFonts w:eastAsia="微软雅黑"/>
+          <w:rFonts w:ascii="微软雅黑" w:hAnsi="微软雅黑"/>
+          <w:b w:val="0"/>
+          <w:sz w:val="21"/>
+        </w:rPr>
+        <w:t>列表：查看所有密钥的脱敏信息（包含最后使用时间）</w:t>
       </w:r>
     </w:p>
     <w:p>
+      <w:pPr>
+        <w:spacing w:after="60"/>
+        <w:ind w:left="283"/>
+      </w:pPr>
       <w:r>
-        <w:t>4. 吊销：按 key_id 删除密钥，立即生效</w:t>
+        <w:rPr>
+          <w:rFonts w:eastAsia="微软雅黑"/>
+          <w:rFonts w:ascii="微软雅黑" w:hAnsi="微软雅黑"/>
+          <w:b w:val="0"/>
+          <w:sz w:val="21"/>
+        </w:rPr>
+        <w:t>吊销：按 `key_id` 删除密钥，立即生效</w:t>
       </w:r>
     </w:p>
     <w:p>
-      <w:pPr/>
+      <w:pPr>
+        <w:ind w:left="283"/>
+      </w:pPr>
       <w:r>
         <w:rPr>
-          <w:rFonts w:ascii="Consolas" w:hAnsi="Consolas"/>
+          <w:rFonts w:ascii="Courier New" w:hAnsi="Courier New"/>
           <w:sz w:val="18"/>
         </w:rPr>
         <w:t>def _get_agent_key_owner(api_key: str) -&gt; dict | None:</w:t>
-      </w:r>
-    </w:p>
-    <w:p>
-      <w:pPr/>
-      <w:r>
-        <w:rPr>
-          <w:rFonts w:ascii="Consolas" w:hAnsi="Consolas"/>
-          <w:sz w:val="18"/>
-        </w:rPr>
+        <w:br/>
         <w:t xml:space="preserve">    row = db.execute("SELECT ... FROM agent_api_keys WHERE api_key=?", (api_key,))</w:t>
-      </w:r>
-    </w:p>
-    <w:p>
-      <w:pPr/>
-      <w:r>
-        <w:rPr>
-          <w:rFonts w:ascii="Consolas" w:hAnsi="Consolas"/>
-          <w:sz w:val="18"/>
-        </w:rPr>
+        <w:br/>
         <w:t xml:space="preserve">    if not row:</w:t>
-      </w:r>
-    </w:p>
-    <w:p>
-      <w:pPr/>
-      <w:r>
-        <w:rPr>
-          <w:rFonts w:ascii="Consolas" w:hAnsi="Consolas"/>
-          <w:sz w:val="18"/>
-        </w:rPr>
+        <w:br/>
         <w:t xml:space="preserve">        return None</w:t>
-      </w:r>
-    </w:p>
-    <w:p>
-      <w:pPr/>
-      <w:r>
-        <w:rPr>
-          <w:rFonts w:ascii="Consolas" w:hAnsi="Consolas"/>
-          <w:sz w:val="18"/>
-        </w:rPr>
+        <w:br/>
         <w:t xml:space="preserve">    # 检查过期</w:t>
-      </w:r>
-    </w:p>
-    <w:p>
-      <w:pPr/>
-      <w:r>
-        <w:rPr>
-          <w:rFonts w:ascii="Consolas" w:hAnsi="Consolas"/>
-          <w:sz w:val="18"/>
-        </w:rPr>
+        <w:br/>
         <w:t xml:space="preserve">    if row["expires_at"]:</w:t>
-      </w:r>
-    </w:p>
-    <w:p>
-      <w:pPr/>
-      <w:r>
-        <w:rPr>
-          <w:rFonts w:ascii="Consolas" w:hAnsi="Consolas"/>
-          <w:sz w:val="18"/>
-        </w:rPr>
+        <w:br/>
         <w:t xml:space="preserve">        exp = datetime.strptime(row["expires_at"], "%Y-%m-%d %H:%M:%S")</w:t>
-      </w:r>
-    </w:p>
-    <w:p>
-      <w:pPr/>
-      <w:r>
-        <w:rPr>
-          <w:rFonts w:ascii="Consolas" w:hAnsi="Consolas"/>
-          <w:sz w:val="18"/>
-        </w:rPr>
+        <w:br/>
         <w:t xml:space="preserve">        if exp &lt; datetime.now():</w:t>
-      </w:r>
-    </w:p>
-    <w:p>
-      <w:pPr/>
-      <w:r>
-        <w:rPr>
-          <w:rFonts w:ascii="Consolas" w:hAnsi="Consolas"/>
-          <w:sz w:val="18"/>
-        </w:rPr>
+        <w:br/>
         <w:t xml:space="preserve">            return None</w:t>
-      </w:r>
-    </w:p>
-    <w:p>
-      <w:pPr/>
-      <w:r>
-        <w:rPr>
-          <w:rFonts w:ascii="Consolas" w:hAnsi="Consolas"/>
-          <w:sz w:val="18"/>
-        </w:rPr>
+        <w:br/>
         <w:t xml:space="preserve">    # 更新最后使用时间</w:t>
-      </w:r>
-    </w:p>
-    <w:p>
-      <w:pPr/>
-      <w:r>
-        <w:rPr>
-          <w:rFonts w:ascii="Consolas" w:hAnsi="Consolas"/>
-          <w:sz w:val="18"/>
-        </w:rPr>
+        <w:br/>
         <w:t xml:space="preserve">    db.execute("UPDATE agent_api_keys SET last_used_at=datetime('now','localtime') WHERE key_id=?", (row["key_id"],))</w:t>
-      </w:r>
-    </w:p>
-    <w:p>
-      <w:pPr/>
-      <w:r>
-        <w:rPr>
-          <w:rFonts w:ascii="Consolas" w:hAnsi="Consolas"/>
-          <w:sz w:val="18"/>
-        </w:rPr>
+        <w:br/>
         <w:t xml:space="preserve">    return dict(row)</w:t>
       </w:r>
     </w:p>
     <w:p>
       <w:pPr>
-        <w:pStyle w:val="Heading3"/>
+        <w:spacing w:before="160" w:after="80"/>
+        <w:ind w:left="0"/>
       </w:pPr>
       <w:r>
+        <w:rPr>
+          <w:rFonts w:eastAsia="微软雅黑"/>
+          <w:rFonts w:ascii="微软雅黑" w:hAnsi="微软雅黑"/>
+          <w:b/>
+          <w:color w:val="365F91"/>
+          <w:sz w:val="24"/>
+        </w:rPr>
         <w:t>3.3 有益效果</w:t>
       </w:r>
     </w:p>
     <w:p>
+      <w:pPr>
+        <w:spacing w:before="0" w:after="60"/>
+        <w:ind w:left="0"/>
+      </w:pPr>
       <w:r>
+        <w:rPr>
+          <w:rFonts w:eastAsia="微软雅黑"/>
+          <w:rFonts w:ascii="微软雅黑" w:hAnsi="微软雅黑"/>
+          <w:b w:val="0"/>
+          <w:sz w:val="21"/>
+        </w:rPr>
         <w:t>（一）用户的数字分身可以在多个外部Agent平台上以一致的人格和记忆进行社交，打破平台锁定。</w:t>
       </w:r>
     </w:p>
     <w:p>
+      <w:pPr>
+        <w:spacing w:before="0" w:after="60"/>
+        <w:ind w:left="0"/>
+      </w:pPr>
       <w:r>
+        <w:rPr>
+          <w:rFonts w:eastAsia="微软雅黑"/>
+          <w:rFonts w:ascii="微软雅黑" w:hAnsi="微软雅黑"/>
+          <w:b w:val="0"/>
+          <w:sz w:val="21"/>
+        </w:rPr>
         <w:t>（二）API密钥认证体系兼顾安全性（加密安全随机数、过期机制、吊销能力）和易用性（Bearer认证、简单的RESTful接口）。</w:t>
       </w:r>
     </w:p>
     <w:p>
+      <w:pPr>
+        <w:spacing w:before="0" w:after="60"/>
+        <w:ind w:left="0"/>
+      </w:pPr>
       <w:r>
+        <w:rPr>
+          <w:rFonts w:eastAsia="微软雅黑"/>
+          <w:rFonts w:ascii="微软雅黑" w:hAnsi="微软雅黑"/>
+          <w:b w:val="0"/>
+          <w:sz w:val="21"/>
+        </w:rPr>
         <w:t>（三）完整人格保真确保外部平台获得的分身回复与本平台质量一致，包含人格、记忆和翻译能力。</w:t>
       </w:r>
     </w:p>
     <w:p>
+      <w:pPr>
+        <w:spacing w:before="0" w:after="60"/>
+        <w:ind w:left="0"/>
+      </w:pPr>
       <w:r>
+        <w:rPr>
+          <w:rFonts w:eastAsia="微软雅黑"/>
+          <w:rFonts w:ascii="微软雅黑" w:hAnsi="微软雅黑"/>
+          <w:b w:val="0"/>
+          <w:sz w:val="21"/>
+        </w:rPr>
         <w:t>（四）交互审计日志使分身在外部的行为可追踪、可统计、可溯源。</w:t>
       </w:r>
     </w:p>
     <w:p>
+      <w:pPr>
+        <w:spacing w:before="0" w:after="60"/>
+        <w:ind w:left="0"/>
+      </w:pPr>
       <w:r>
+        <w:rPr>
+          <w:rFonts w:eastAsia="微软雅黑"/>
+          <w:rFonts w:ascii="微软雅黑" w:hAnsi="微软雅黑"/>
+          <w:b w:val="0"/>
+          <w:sz w:val="21"/>
+        </w:rPr>
         <w:t>（五）作用域权限控制实现细粒度的能力授权，保护用户隐私和安全。</w:t>
       </w:r>
     </w:p>
     <w:p>
+      <w:pPr>
+        <w:spacing w:before="0" w:after="60"/>
+        <w:ind w:left="0"/>
+      </w:pPr>
       <w:r>
+        <w:rPr>
+          <w:rFonts w:eastAsia="微软雅黑"/>
+          <w:rFonts w:ascii="微软雅黑" w:hAnsi="微软雅黑"/>
+          <w:b w:val="0"/>
+          <w:sz w:val="21"/>
+        </w:rPr>
         <w:t>（六）速率限制保护服务质量和控制成本。</w:t>
       </w:r>
     </w:p>
     <w:p>
       <w:pPr>
-        <w:pStyle w:val="Heading2"/>
+        <w:spacing w:before="80" w:after="80"/>
       </w:pPr>
       <w:r>
+        <w:rPr>
+          <w:rFonts w:eastAsia="微软雅黑"/>
+          <w:rFonts w:ascii="微软雅黑" w:hAnsi="微软雅黑"/>
+          <w:b w:val="0"/>
+          <w:color w:val="B4B4B4"/>
+          <w:sz w:val="18"/>
+        </w:rPr>
+        <w:t>――――――――――――――――――――――――――――――</w:t>
+      </w:r>
+    </w:p>
+    <w:p>
+      <w:pPr>
+        <w:spacing w:before="200" w:after="120"/>
+        <w:ind w:left="0"/>
+      </w:pPr>
+      <w:r>
+        <w:rPr>
+          <w:rFonts w:eastAsia="微软雅黑"/>
+          <w:rFonts w:ascii="微软雅黑" w:hAnsi="微软雅黑"/>
+          <w:b/>
+          <w:color w:val="1F497D"/>
+          <w:sz w:val="28"/>
+        </w:rPr>
         <w:t>四、权利要求书</w:t>
       </w:r>
     </w:p>
     <w:p>
+      <w:pPr>
+        <w:spacing w:after="60"/>
+        <w:ind w:left="283"/>
+      </w:pPr>
       <w:r>
-        <w:t>1. 一种数字分身跨平台Agent互操作方法，其特征在于：系统通过加密安全随机数生成API密钥（每用户最多5个，带过期时间），外部Agent平台使用该密钥通过RESTful API与用户的数字分身进行对话，分身回复经过与本平台完全相同的人格保真引擎，包含完整的性格、说话风格、叙事记忆和情感感知。</w:t>
-      </w:r>
-    </w:p>
-    <w:p>
-      <w:r>
-        <w:t>2. 根据权利要求1所述的方法，其特征在于：系统提供分身回复（POST /reply）、画像导出（GET /profile）和统计查询（GET /stats）三个业务端点，以及密钥创建、列表和吊销三个管理端点，形成完整的跨平台互操作协议。</w:t>
-      </w:r>
-    </w:p>
-    <w:p>
-      <w:r>
-        <w:t>3. 根据权利要求1所述的方法，其特征在于：外部发送者的身份通过 external:{platform}:{sender_id} 格式进行命名空间化处理，与本平台用户ID隔离，防止身份冲突。</w:t>
-      </w:r>
-    </w:p>
-    <w:p>
-      <w:r>
-        <w:t>4. 根据权利要求1所述的方法，其特征在于：每次跨平台对话交互自动记录到审计日志表（agent_message_log），包含来源平台、外部用户ID、消息内容、回复内容和成功状态，支持按平台查询交互记录和计算成功率。</w:t>
-      </w:r>
-    </w:p>
-    <w:p>
-      <w:r>
-        <w:t>5. 根据权利要求1所述的方法，其特征在于：API密钥携带作用域标识（如 twin:reply），系统在端点级别强制检查作用域权限，实现细粒度的能力授权控制。</w:t>
-      </w:r>
-    </w:p>
-    <w:p>
-      <w:r>
-        <w:t>6. 根据权利要求1所述的方法，其特征在于：Agent API实施独立的速率限制（默认每分钟60次），超限请求返回429状态码，保护服务质量和控制AI调用成本。</w:t>
-      </w:r>
-    </w:p>
-    <w:p>
-      <w:r>
-        <w:t>7. 根据权利要求1所述的方法，其特征在于：分身画像导出端点返回人格描述、说话风格、语言偏好和能力列表（capabilities），使外部平台能够了解分身的完整能力并据此决定交互方式。</w:t>
-      </w:r>
-    </w:p>
-    <w:p>
-      <w:r>
-        <w:t>8. 根据权利要求1所述的方法，其特征在于：API密钥实现完整的生命周期管理，包括一次性密钥展示（创建后不可再查看全文）、过期自动失效、最后使用时间追踪和即时吊销。</w:t>
+        <w:rPr>
+          <w:rFonts w:eastAsia="微软雅黑"/>
+          <w:rFonts w:ascii="微软雅黑" w:hAnsi="微软雅黑"/>
+          <w:b w:val="0"/>
+          <w:sz w:val="21"/>
+        </w:rPr>
+        <w:t>一种数字分身跨平台Agent互操作方法，其特征在于：系统通过加密安全随机数生成API密钥（每用户最多5个，带过期时间），外部Agent平台使用该密钥通过RESTful API与用户的数字分身进行对话，分身回复经过与本平台完全相同的人格保真引擎，包含完整的性格、说话风格、叙事记忆和情感感知。</w:t>
       </w:r>
     </w:p>
     <w:p>
       <w:pPr>
-        <w:pStyle w:val="Heading2"/>
+        <w:spacing w:after="60"/>
+        <w:ind w:left="283"/>
       </w:pPr>
       <w:r>
+        <w:rPr>
+          <w:rFonts w:eastAsia="微软雅黑"/>
+          <w:rFonts w:ascii="微软雅黑" w:hAnsi="微软雅黑"/>
+          <w:b w:val="0"/>
+          <w:sz w:val="21"/>
+        </w:rPr>
+        <w:t>根据权利要求1所述的方法，其特征在于：系统提供分身回复（POST /reply）、画像导出（GET /profile）和统计查询（GET /stats）三个业务端点，以及密钥创建、列表和吊销三个管理端点，形成完整的跨平台互操作协议。</w:t>
+      </w:r>
+    </w:p>
+    <w:p>
+      <w:pPr>
+        <w:spacing w:after="60"/>
+        <w:ind w:left="283"/>
+      </w:pPr>
+      <w:r>
+        <w:rPr>
+          <w:rFonts w:eastAsia="微软雅黑"/>
+          <w:rFonts w:ascii="微软雅黑" w:hAnsi="微软雅黑"/>
+          <w:b w:val="0"/>
+          <w:sz w:val="21"/>
+        </w:rPr>
+        <w:t>根据权利要求1所述的方法，其特征在于：外部发送者的身份通过 `external:{platform}:{sender_id}` 格式进行命名空间化处理，与本平台用户ID隔离，防止身份冲突。</w:t>
+      </w:r>
+    </w:p>
+    <w:p>
+      <w:pPr>
+        <w:spacing w:after="60"/>
+        <w:ind w:left="283"/>
+      </w:pPr>
+      <w:r>
+        <w:rPr>
+          <w:rFonts w:eastAsia="微软雅黑"/>
+          <w:rFonts w:ascii="微软雅黑" w:hAnsi="微软雅黑"/>
+          <w:b w:val="0"/>
+          <w:sz w:val="21"/>
+        </w:rPr>
+        <w:t>根据权利要求1所述的方法，其特征在于：每次跨平台对话交互自动记录到审计日志表（agent_message_log），包含来源平台、外部用户ID、消息内容、回复内容和成功状态，支持按平台查询交互记录和计算成功率。</w:t>
+      </w:r>
+    </w:p>
+    <w:p>
+      <w:pPr>
+        <w:spacing w:after="60"/>
+        <w:ind w:left="283"/>
+      </w:pPr>
+      <w:r>
+        <w:rPr>
+          <w:rFonts w:eastAsia="微软雅黑"/>
+          <w:rFonts w:ascii="微软雅黑" w:hAnsi="微软雅黑"/>
+          <w:b w:val="0"/>
+          <w:sz w:val="21"/>
+        </w:rPr>
+        <w:t>根据权利要求1所述的方法，其特征在于：API密钥携带作用域标识（如 twin:reply），系统在端点级别强制检查作用域权限，实现细粒度的能力授权控制。</w:t>
+      </w:r>
+    </w:p>
+    <w:p>
+      <w:pPr>
+        <w:spacing w:after="60"/>
+        <w:ind w:left="283"/>
+      </w:pPr>
+      <w:r>
+        <w:rPr>
+          <w:rFonts w:eastAsia="微软雅黑"/>
+          <w:rFonts w:ascii="微软雅黑" w:hAnsi="微软雅黑"/>
+          <w:b w:val="0"/>
+          <w:sz w:val="21"/>
+        </w:rPr>
+        <w:t>根据权利要求1所述的方法，其特征在于：Agent API实施独立的速率限制（默认每分钟60次），超限请求返回429状态码，保护服务质量和控制AI调用成本。</w:t>
+      </w:r>
+    </w:p>
+    <w:p>
+      <w:pPr>
+        <w:spacing w:after="60"/>
+        <w:ind w:left="283"/>
+      </w:pPr>
+      <w:r>
+        <w:rPr>
+          <w:rFonts w:eastAsia="微软雅黑"/>
+          <w:rFonts w:ascii="微软雅黑" w:hAnsi="微软雅黑"/>
+          <w:b w:val="0"/>
+          <w:sz w:val="21"/>
+        </w:rPr>
+        <w:t>根据权利要求1所述的方法，其特征在于：分身画像导出端点返回人格描述、说话风格、语言偏好和能力列表（capabilities），使外部平台能够了解分身的完整能力并据此决定交互方式。</w:t>
+      </w:r>
+    </w:p>
+    <w:p>
+      <w:pPr>
+        <w:spacing w:after="60"/>
+        <w:ind w:left="283"/>
+      </w:pPr>
+      <w:r>
+        <w:rPr>
+          <w:rFonts w:eastAsia="微软雅黑"/>
+          <w:rFonts w:ascii="微软雅黑" w:hAnsi="微软雅黑"/>
+          <w:b w:val="0"/>
+          <w:sz w:val="21"/>
+        </w:rPr>
+        <w:t>根据权利要求1所述的方法，其特征在于：API密钥实现完整的生命周期管理，包括一次性密钥展示（创建后不可再查看全文）、过期自动失效、最后使用时间追踪和即时吊销。</w:t>
+      </w:r>
+    </w:p>
+    <w:p>
+      <w:pPr>
+        <w:spacing w:before="80" w:after="80"/>
+      </w:pPr>
+      <w:r>
+        <w:rPr>
+          <w:rFonts w:eastAsia="微软雅黑"/>
+          <w:rFonts w:ascii="微软雅黑" w:hAnsi="微软雅黑"/>
+          <w:b w:val="0"/>
+          <w:color w:val="B4B4B4"/>
+          <w:sz w:val="18"/>
+        </w:rPr>
+        <w:t>――――――――――――――――――――――――――――――</w:t>
+      </w:r>
+    </w:p>
+    <w:p>
+      <w:pPr>
+        <w:spacing w:before="200" w:after="120"/>
+        <w:ind w:left="0"/>
+      </w:pPr>
+      <w:r>
+        <w:rPr>
+          <w:rFonts w:eastAsia="微软雅黑"/>
+          <w:rFonts w:ascii="微软雅黑" w:hAnsi="微软雅黑"/>
+          <w:b/>
+          <w:color w:val="1F497D"/>
+          <w:sz w:val="28"/>
+        </w:rPr>
         <w:t>五、在先技术对比</w:t>
       </w:r>
     </w:p>
     <w:tbl>
       <w:tblPr>
-        <w:tblStyle w:val="TableGrid"/>
+        <w:tblStyle w:val="LightGrid-Accent1"/>
         <w:tblW w:type="auto" w:w="0"/>
         <w:tblLook w:firstColumn="1" w:firstRow="1" w:lastColumn="0" w:lastRow="0" w:noHBand="0" w:noVBand="1" w:val="04A0"/>
       </w:tblPr>
       <w:tblGrid>
-        <w:gridCol w:w="4320"/>
-        <w:gridCol w:w="4320"/>
+        <w:gridCol w:w="4392"/>
+        <w:gridCol w:w="4392"/>
       </w:tblGrid>
       <w:tr>
         <w:tc>
           <w:tcPr>
-            <w:tcW w:type="dxa" w:w="4320"/>
+            <w:tcW w:type="dxa" w:w="4392"/>
           </w:tcPr>
           <w:p>
+            <w:r/>
             <w:r>
+              <w:rPr>
+                <w:rFonts w:eastAsia="微软雅黑"/>
+                <w:rFonts w:ascii="微软雅黑" w:hAnsi="微软雅黑"/>
+                <w:b/>
+                <w:sz w:val="20"/>
+              </w:rPr>
               <w:t>在先技术</w:t>
             </w:r>
           </w:p>
         </w:tc>
         <w:tc>
           <w:tcPr>
-            <w:tcW w:type="dxa" w:w="4320"/>
+            <w:tcW w:type="dxa" w:w="4392"/>
           </w:tcPr>
           <w:p>
+            <w:r/>
             <w:r>
+              <w:rPr>
+                <w:rFonts w:eastAsia="微软雅黑"/>
+                <w:rFonts w:ascii="微软雅黑" w:hAnsi="微软雅黑"/>
+                <w:b/>
+                <w:sz w:val="20"/>
+              </w:rPr>
               <w:t>与本发明的区别</w:t>
             </w:r>
           </w:p>
@@ -1821,20 +2248,34 @@
       <w:tr>
         <w:tc>
           <w:tcPr>
-            <w:tcW w:type="dxa" w:w="4320"/>
+            <w:tcW w:type="dxa" w:w="4392"/>
           </w:tcPr>
           <w:p>
+            <w:r/>
             <w:r>
+              <w:rPr>
+                <w:rFonts w:eastAsia="微软雅黑"/>
+                <w:rFonts w:ascii="微软雅黑" w:hAnsi="微软雅黑"/>
+                <w:b w:val="0"/>
+                <w:sz w:val="19"/>
+              </w:rPr>
               <w:t>OpenAI API</w:t>
             </w:r>
           </w:p>
         </w:tc>
         <w:tc>
           <w:tcPr>
-            <w:tcW w:type="dxa" w:w="4320"/>
+            <w:tcW w:type="dxa" w:w="4392"/>
           </w:tcPr>
           <w:p>
+            <w:r/>
             <w:r>
+              <w:rPr>
+                <w:rFonts w:eastAsia="微软雅黑"/>
+                <w:rFonts w:ascii="微软雅黑" w:hAnsi="微软雅黑"/>
+                <w:b w:val="0"/>
+                <w:sz w:val="19"/>
+              </w:rPr>
               <w:t>通用AI模型API，非用户个人分身的跨平台人格保真</w:t>
             </w:r>
           </w:p>
@@ -1843,20 +2284,34 @@
       <w:tr>
         <w:tc>
           <w:tcPr>
-            <w:tcW w:type="dxa" w:w="4320"/>
+            <w:tcW w:type="dxa" w:w="4392"/>
           </w:tcPr>
           <w:p>
+            <w:r/>
             <w:r>
+              <w:rPr>
+                <w:rFonts w:eastAsia="微软雅黑"/>
+                <w:rFonts w:ascii="微软雅黑" w:hAnsi="微软雅黑"/>
+                <w:b w:val="0"/>
+                <w:sz w:val="19"/>
+              </w:rPr>
               <w:t>Character.AI API</w:t>
             </w:r>
           </w:p>
         </w:tc>
         <w:tc>
           <w:tcPr>
-            <w:tcW w:type="dxa" w:w="4320"/>
+            <w:tcW w:type="dxa" w:w="4392"/>
           </w:tcPr>
           <w:p>
+            <w:r/>
             <w:r>
+              <w:rPr>
+                <w:rFonts w:eastAsia="微软雅黑"/>
+                <w:rFonts w:ascii="微软雅黑" w:hAnsi="微软雅黑"/>
+                <w:b w:val="0"/>
+                <w:sz w:val="19"/>
+              </w:rPr>
               <w:t>角色锁定在平台内，不支持跨平台互操作</w:t>
             </w:r>
           </w:p>
@@ -1865,20 +2320,34 @@
       <w:tr>
         <w:tc>
           <w:tcPr>
-            <w:tcW w:type="dxa" w:w="4320"/>
+            <w:tcW w:type="dxa" w:w="4392"/>
           </w:tcPr>
           <w:p>
+            <w:r/>
             <w:r>
+              <w:rPr>
+                <w:rFonts w:eastAsia="微软雅黑"/>
+                <w:rFonts w:ascii="微软雅黑" w:hAnsi="微软雅黑"/>
+                <w:b w:val="0"/>
+                <w:sz w:val="19"/>
+              </w:rPr>
               <w:t>Matrix协议</w:t>
             </w:r>
           </w:p>
         </w:tc>
         <w:tc>
           <w:tcPr>
-            <w:tcW w:type="dxa" w:w="4320"/>
+            <w:tcW w:type="dxa" w:w="4392"/>
           </w:tcPr>
           <w:p>
+            <w:r/>
             <w:r>
+              <w:rPr>
+                <w:rFonts w:eastAsia="微软雅黑"/>
+                <w:rFonts w:ascii="微软雅黑" w:hAnsi="微软雅黑"/>
+                <w:b w:val="0"/>
+                <w:sz w:val="19"/>
+              </w:rPr>
               <w:t>通信互操作协议，不涉及AI人格保真和叙事记忆</w:t>
             </w:r>
           </w:p>
@@ -1887,20 +2356,34 @@
       <w:tr>
         <w:tc>
           <w:tcPr>
-            <w:tcW w:type="dxa" w:w="4320"/>
+            <w:tcW w:type="dxa" w:w="4392"/>
           </w:tcPr>
           <w:p>
+            <w:r/>
             <w:r>
+              <w:rPr>
+                <w:rFonts w:eastAsia="微软雅黑"/>
+                <w:rFonts w:ascii="微软雅黑" w:hAnsi="微软雅黑"/>
+                <w:b w:val="0"/>
+                <w:sz w:val="19"/>
+              </w:rPr>
               <w:t>ActivityPub（Mastodon）</w:t>
             </w:r>
           </w:p>
         </w:tc>
         <w:tc>
           <w:tcPr>
-            <w:tcW w:type="dxa" w:w="4320"/>
+            <w:tcW w:type="dxa" w:w="4392"/>
           </w:tcPr>
           <w:p>
+            <w:r/>
             <w:r>
+              <w:rPr>
+                <w:rFonts w:eastAsia="微软雅黑"/>
+                <w:rFonts w:ascii="微软雅黑" w:hAnsi="微软雅黑"/>
+                <w:b w:val="0"/>
+                <w:sz w:val="19"/>
+              </w:rPr>
               <w:t>社交内容联邦协议，非AI Agent的跨平台人格一致性</w:t>
             </w:r>
           </w:p>
@@ -1909,20 +2392,34 @@
       <w:tr>
         <w:tc>
           <w:tcPr>
-            <w:tcW w:type="dxa" w:w="4320"/>
+            <w:tcW w:type="dxa" w:w="4392"/>
           </w:tcPr>
           <w:p>
+            <w:r/>
             <w:r>
+              <w:rPr>
+                <w:rFonts w:eastAsia="微软雅黑"/>
+                <w:rFonts w:ascii="微软雅黑" w:hAnsi="微软雅黑"/>
+                <w:b w:val="0"/>
+                <w:sz w:val="19"/>
+              </w:rPr>
               <w:t>OAuth 2.0</w:t>
             </w:r>
           </w:p>
         </w:tc>
         <w:tc>
           <w:tcPr>
-            <w:tcW w:type="dxa" w:w="4320"/>
+            <w:tcW w:type="dxa" w:w="4392"/>
           </w:tcPr>
           <w:p>
+            <w:r/>
             <w:r>
+              <w:rPr>
+                <w:rFonts w:eastAsia="微软雅黑"/>
+                <w:rFonts w:ascii="微软雅黑" w:hAnsi="微软雅黑"/>
+                <w:b w:val="0"/>
+                <w:sz w:val="19"/>
+              </w:rPr>
               <w:t>通用授权协议，不涉及AI分身回复和人格保真</w:t>
             </w:r>
           </w:p>
@@ -1931,66 +2428,128 @@
       <w:tr>
         <w:tc>
           <w:tcPr>
-            <w:tcW w:type="dxa" w:w="4320"/>
+            <w:tcW w:type="dxa" w:w="4392"/>
           </w:tcPr>
           <w:p>
+            <w:r/>
             <w:r>
+              <w:rPr>
+                <w:rFonts w:eastAsia="微软雅黑"/>
+                <w:rFonts w:ascii="微软雅黑" w:hAnsi="微软雅黑"/>
+                <w:b w:val="0"/>
+                <w:sz w:val="19"/>
+              </w:rPr>
               <w:t>OpenClaw Agent Protocol</w:t>
             </w:r>
           </w:p>
         </w:tc>
         <w:tc>
           <w:tcPr>
-            <w:tcW w:type="dxa" w:w="4320"/>
+            <w:tcW w:type="dxa" w:w="4392"/>
           </w:tcPr>
           <w:p>
+            <w:r/>
             <w:r>
+              <w:rPr>
+                <w:rFonts w:eastAsia="微软雅黑"/>
+                <w:rFonts w:ascii="微软雅黑" w:hAnsi="微软雅黑"/>
+                <w:b w:val="0"/>
+                <w:sz w:val="19"/>
+              </w:rPr>
               <w:t>Agent注册协议，不包含完整的人格保真引擎和交互审计</w:t>
             </w:r>
           </w:p>
         </w:tc>
       </w:tr>
     </w:tbl>
+    <w:p/>
     <w:p>
+      <w:pPr>
+        <w:spacing w:before="0" w:after="60"/>
+        <w:ind w:left="0"/>
+      </w:pPr>
       <w:r>
+        <w:rPr>
+          <w:rFonts w:eastAsia="微软雅黑"/>
+          <w:rFonts w:ascii="微软雅黑" w:hAnsi="微软雅黑"/>
+          <w:b w:val="0"/>
+          <w:sz w:val="21"/>
+        </w:rPr>
         <w:t>本发明的独创性：首次实现了数字分身在多个Agent平台间的互操作协议，包括API密钥认证、完整人格保真回复（含叙事记忆和翻译）、交互审计日志、作用域权限控制和速率限制的完整体系。</w:t>
       </w:r>
     </w:p>
     <w:p>
       <w:pPr>
-        <w:pStyle w:val="Heading2"/>
+        <w:spacing w:before="80" w:after="80"/>
       </w:pPr>
       <w:r>
+        <w:rPr>
+          <w:rFonts w:eastAsia="微软雅黑"/>
+          <w:rFonts w:ascii="微软雅黑" w:hAnsi="微软雅黑"/>
+          <w:b w:val="0"/>
+          <w:color w:val="B4B4B4"/>
+          <w:sz w:val="18"/>
+        </w:rPr>
+        <w:t>――――――――――――――――――――――――――――――</w:t>
+      </w:r>
+    </w:p>
+    <w:p>
+      <w:pPr>
+        <w:spacing w:before="200" w:after="120"/>
+        <w:ind w:left="0"/>
+      </w:pPr>
+      <w:r>
+        <w:rPr>
+          <w:rFonts w:eastAsia="微软雅黑"/>
+          <w:rFonts w:ascii="微软雅黑" w:hAnsi="微软雅黑"/>
+          <w:b/>
+          <w:color w:val="1F497D"/>
+          <w:sz w:val="28"/>
+        </w:rPr>
         <w:t>六、确权证据</w:t>
       </w:r>
     </w:p>
     <w:tbl>
       <w:tblPr>
-        <w:tblStyle w:val="TableGrid"/>
+        <w:tblStyle w:val="LightGrid-Accent1"/>
         <w:tblW w:type="auto" w:w="0"/>
         <w:tblLook w:firstColumn="1" w:firstRow="1" w:lastColumn="0" w:lastRow="0" w:noHBand="0" w:noVBand="1" w:val="04A0"/>
       </w:tblPr>
       <w:tblGrid>
-        <w:gridCol w:w="4320"/>
-        <w:gridCol w:w="4320"/>
+        <w:gridCol w:w="4392"/>
+        <w:gridCol w:w="4392"/>
       </w:tblGrid>
       <w:tr>
         <w:tc>
           <w:tcPr>
-            <w:tcW w:type="dxa" w:w="4320"/>
+            <w:tcW w:type="dxa" w:w="4392"/>
           </w:tcPr>
           <w:p>
+            <w:r/>
             <w:r>
+              <w:rPr>
+                <w:rFonts w:eastAsia="微软雅黑"/>
+                <w:rFonts w:ascii="微软雅黑" w:hAnsi="微软雅黑"/>
+                <w:b/>
+                <w:sz w:val="20"/>
+              </w:rPr>
               <w:t>证据类型</w:t>
             </w:r>
           </w:p>
         </w:tc>
         <w:tc>
           <w:tcPr>
-            <w:tcW w:type="dxa" w:w="4320"/>
+            <w:tcW w:type="dxa" w:w="4392"/>
           </w:tcPr>
           <w:p>
+            <w:r/>
             <w:r>
+              <w:rPr>
+                <w:rFonts w:eastAsia="微软雅黑"/>
+                <w:rFonts w:ascii="微软雅黑" w:hAnsi="微软雅黑"/>
+                <w:b/>
+                <w:sz w:val="20"/>
+              </w:rPr>
               <w:t>内容</w:t>
             </w:r>
           </w:p>
@@ -1999,21 +2558,35 @@
       <w:tr>
         <w:tc>
           <w:tcPr>
-            <w:tcW w:type="dxa" w:w="4320"/>
+            <w:tcW w:type="dxa" w:w="4392"/>
           </w:tcPr>
           <w:p>
+            <w:r/>
             <w:r>
+              <w:rPr>
+                <w:rFonts w:eastAsia="微软雅黑"/>
+                <w:rFonts w:ascii="微软雅黑" w:hAnsi="微软雅黑"/>
+                <w:b w:val="0"/>
+                <w:sz w:val="19"/>
+              </w:rPr>
               <w:t>Git提交记录</w:t>
             </w:r>
           </w:p>
         </w:tc>
         <w:tc>
           <w:tcPr>
-            <w:tcW w:type="dxa" w:w="4320"/>
+            <w:tcW w:type="dxa" w:w="4392"/>
           </w:tcPr>
           <w:p>
+            <w:r/>
             <w:r>
-              <w:t>60eaeeb (2026-03-15)</w:t>
+              <w:rPr>
+                <w:rFonts w:eastAsia="微软雅黑"/>
+                <w:rFonts w:ascii="微软雅黑" w:hAnsi="微软雅黑"/>
+                <w:b w:val="0"/>
+                <w:sz w:val="19"/>
+              </w:rPr>
+              <w:t>`60eaeeb` (2026-03-15)</w:t>
             </w:r>
           </w:p>
         </w:tc>
@@ -2021,20 +2594,34 @@
       <w:tr>
         <w:tc>
           <w:tcPr>
-            <w:tcW w:type="dxa" w:w="4320"/>
+            <w:tcW w:type="dxa" w:w="4392"/>
           </w:tcPr>
           <w:p>
+            <w:r/>
             <w:r>
+              <w:rPr>
+                <w:rFonts w:eastAsia="微软雅黑"/>
+                <w:rFonts w:ascii="微软雅黑" w:hAnsi="微软雅黑"/>
+                <w:b w:val="0"/>
+                <w:sz w:val="19"/>
+              </w:rPr>
               <w:t>GitHub仓库</w:t>
             </w:r>
           </w:p>
         </w:tc>
         <w:tc>
           <w:tcPr>
-            <w:tcW w:type="dxa" w:w="4320"/>
+            <w:tcW w:type="dxa" w:w="4392"/>
           </w:tcPr>
           <w:p>
+            <w:r/>
             <w:r>
+              <w:rPr>
+                <w:rFonts w:eastAsia="微软雅黑"/>
+                <w:rFonts w:ascii="微软雅黑" w:hAnsi="微软雅黑"/>
+                <w:b w:val="0"/>
+                <w:sz w:val="19"/>
+              </w:rPr>
               <w:t>github.com/Chengyue5211/DualSoul</w:t>
             </w:r>
           </w:p>
@@ -2043,20 +2630,34 @@
       <w:tr>
         <w:tc>
           <w:tcPr>
-            <w:tcW w:type="dxa" w:w="4320"/>
+            <w:tcW w:type="dxa" w:w="4392"/>
           </w:tcPr>
           <w:p>
+            <w:r/>
             <w:r>
+              <w:rPr>
+                <w:rFonts w:eastAsia="微软雅黑"/>
+                <w:rFonts w:ascii="微软雅黑" w:hAnsi="微软雅黑"/>
+                <w:b w:val="0"/>
+                <w:sz w:val="19"/>
+              </w:rPr>
               <w:t>Gitee镜像</w:t>
             </w:r>
           </w:p>
         </w:tc>
         <w:tc>
           <w:tcPr>
-            <w:tcW w:type="dxa" w:w="4320"/>
+            <w:tcW w:type="dxa" w:w="4392"/>
           </w:tcPr>
           <w:p>
+            <w:r/>
             <w:r>
+              <w:rPr>
+                <w:rFonts w:eastAsia="微软雅黑"/>
+                <w:rFonts w:ascii="微软雅黑" w:hAnsi="微软雅黑"/>
+                <w:b w:val="0"/>
+                <w:sz w:val="19"/>
+              </w:rPr>
               <w:t>gitee.com/chengyue5211/DualSoul</w:t>
             </w:r>
           </w:p>
@@ -2065,20 +2666,34 @@
       <w:tr>
         <w:tc>
           <w:tcPr>
-            <w:tcW w:type="dxa" w:w="4320"/>
+            <w:tcW w:type="dxa" w:w="4392"/>
           </w:tcPr>
           <w:p>
+            <w:r/>
             <w:r>
+              <w:rPr>
+                <w:rFonts w:eastAsia="微软雅黑"/>
+                <w:rFonts w:ascii="微软雅黑" w:hAnsi="微软雅黑"/>
+                <w:b w:val="0"/>
+                <w:sz w:val="19"/>
+              </w:rPr>
               <w:t>许可证</w:t>
             </w:r>
           </w:p>
         </w:tc>
         <w:tc>
           <w:tcPr>
-            <w:tcW w:type="dxa" w:w="4320"/>
+            <w:tcW w:type="dxa" w:w="4392"/>
           </w:tcPr>
           <w:p>
+            <w:r/>
             <w:r>
+              <w:rPr>
+                <w:rFonts w:eastAsia="微软雅黑"/>
+                <w:rFonts w:ascii="微软雅黑" w:hAnsi="微软雅黑"/>
+                <w:b w:val="0"/>
+                <w:sz w:val="19"/>
+              </w:rPr>
               <w:t>AGPL-3.0-or-later</w:t>
             </w:r>
           </w:p>
@@ -2087,67 +2702,180 @@
       <w:tr>
         <w:tc>
           <w:tcPr>
-            <w:tcW w:type="dxa" w:w="4320"/>
+            <w:tcW w:type="dxa" w:w="4392"/>
           </w:tcPr>
           <w:p>
+            <w:r/>
             <w:r>
+              <w:rPr>
+                <w:rFonts w:eastAsia="微软雅黑"/>
+                <w:rFonts w:ascii="微软雅黑" w:hAnsi="微软雅黑"/>
+                <w:b w:val="0"/>
+                <w:sz w:val="19"/>
+              </w:rPr>
               <w:t>关键代码文件</w:t>
             </w:r>
           </w:p>
         </w:tc>
         <w:tc>
           <w:tcPr>
-            <w:tcW w:type="dxa" w:w="4320"/>
+            <w:tcW w:type="dxa" w:w="4392"/>
           </w:tcPr>
           <w:p>
+            <w:r/>
             <w:r>
-              <w:t>dualsoul/routers/agents.py — API端点、密钥管理、速率限制；dualsoul/database.py — SCHEMA_V7（agent_api_keys, agent_message_log 表定义）</w:t>
+              <w:rPr>
+                <w:rFonts w:eastAsia="微软雅黑"/>
+                <w:rFonts w:ascii="微软雅黑" w:hAnsi="微软雅黑"/>
+                <w:b w:val="0"/>
+                <w:sz w:val="19"/>
+              </w:rPr>
+              <w:t>`dualsoul/routers/agents.py` — API端点、密钥管理、速率限制；`dualsoul/database.py` — SCHEMA_V7（agent_api_keys, agent_message_log 表定义）</w:t>
             </w:r>
           </w:p>
         </w:tc>
       </w:tr>
     </w:tbl>
+    <w:p/>
     <w:p>
       <w:pPr>
-        <w:pStyle w:val="Heading2"/>
+        <w:spacing w:before="80" w:after="80"/>
       </w:pPr>
       <w:r>
+        <w:rPr>
+          <w:rFonts w:eastAsia="微软雅黑"/>
+          <w:rFonts w:ascii="微软雅黑" w:hAnsi="微软雅黑"/>
+          <w:b w:val="0"/>
+          <w:color w:val="B4B4B4"/>
+          <w:sz w:val="18"/>
+        </w:rPr>
+        <w:t>――――――――――――――――――――――――――――――</w:t>
+      </w:r>
+    </w:p>
+    <w:p>
+      <w:pPr>
+        <w:spacing w:before="200" w:after="120"/>
+        <w:ind w:left="0"/>
+      </w:pPr>
+      <w:r>
+        <w:rPr>
+          <w:rFonts w:eastAsia="微软雅黑"/>
+          <w:rFonts w:ascii="微软雅黑" w:hAnsi="微软雅黑"/>
+          <w:b/>
+          <w:color w:val="1F497D"/>
+          <w:sz w:val="28"/>
+        </w:rPr>
         <w:t>七、附件说明</w:t>
       </w:r>
     </w:p>
     <w:p>
+      <w:pPr>
+        <w:spacing w:after="60"/>
+        <w:ind w:left="283"/>
+      </w:pPr>
       <w:r>
-        <w:t>1. GitHub仓库完整提交历史</w:t>
+        <w:rPr>
+          <w:rFonts w:eastAsia="微软雅黑"/>
+          <w:rFonts w:ascii="微软雅黑" w:hAnsi="微软雅黑"/>
+          <w:b w:val="0"/>
+          <w:sz w:val="21"/>
+        </w:rPr>
+        <w:t>GitHub仓库完整提交历史</w:t>
       </w:r>
     </w:p>
     <w:p>
+      <w:pPr>
+        <w:spacing w:after="60"/>
+        <w:ind w:left="283"/>
+      </w:pPr>
       <w:r>
-        <w:t>2. 专利技术交底书（docs/PATENT_DISCLOSURE.md）</w:t>
+        <w:rPr>
+          <w:rFonts w:eastAsia="微软雅黑"/>
+          <w:rFonts w:ascii="微软雅黑" w:hAnsi="微软雅黑"/>
+          <w:b w:val="0"/>
+          <w:sz w:val="21"/>
+        </w:rPr>
+        <w:t>专利技术交底书（docs/PATENT_DISCLOSURE.md）</w:t>
       </w:r>
     </w:p>
     <w:p>
+      <w:pPr>
+        <w:spacing w:after="60"/>
+        <w:ind w:left="283"/>
+      </w:pPr>
       <w:r>
-        <w:t>3. 参考实现源代码（dualsoul/routers/agents.py, dualsoul/database.py）</w:t>
+        <w:rPr>
+          <w:rFonts w:eastAsia="微软雅黑"/>
+          <w:rFonts w:ascii="微软雅黑" w:hAnsi="微软雅黑"/>
+          <w:b w:val="0"/>
+          <w:sz w:val="21"/>
+        </w:rPr>
+        <w:t>参考实现源代码（dualsoul/routers/agents.py, dualsoul/database.py）</w:t>
       </w:r>
     </w:p>
     <w:p>
+      <w:pPr>
+        <w:spacing w:after="60"/>
+        <w:ind w:left="283"/>
+      </w:pPr>
       <w:r>
-        <w:t>4. 自动化测试（tests/）</w:t>
+        <w:rPr>
+          <w:rFonts w:eastAsia="微软雅黑"/>
+          <w:rFonts w:ascii="微软雅黑" w:hAnsi="微软雅黑"/>
+          <w:b w:val="0"/>
+          <w:sz w:val="21"/>
+        </w:rPr>
+        <w:t>自动化测试（tests/）</w:t>
       </w:r>
     </w:p>
     <w:p>
+      <w:pPr>
+        <w:spacing w:before="80" w:after="80"/>
+      </w:pPr>
       <w:r>
+        <w:rPr>
+          <w:rFonts w:eastAsia="微软雅黑"/>
+          <w:rFonts w:ascii="微软雅黑" w:hAnsi="微软雅黑"/>
+          <w:b w:val="0"/>
+          <w:color w:val="B4B4B4"/>
+          <w:sz w:val="18"/>
+        </w:rPr>
+        <w:t>――――――――――――――――――――――――――――――</w:t>
+      </w:r>
+    </w:p>
+    <w:p>
+      <w:pPr>
+        <w:spacing w:before="0" w:after="60"/>
+        <w:ind w:left="0"/>
+      </w:pPr>
+      <w:r>
+        <w:rPr>
+          <w:rFonts w:eastAsia="微软雅黑"/>
+          <w:rFonts w:ascii="微软雅黑" w:hAnsi="微软雅黑"/>
+          <w:b w:val="0"/>
+          <w:sz w:val="21"/>
+        </w:rPr>
         <w:t>发明人：Chengyue5211 | 日期：2026年03月15日</w:t>
       </w:r>
     </w:p>
     <w:p>
+      <w:pPr>
+        <w:spacing w:before="0" w:after="60"/>
+        <w:ind w:left="0"/>
+      </w:pPr>
       <w:r>
-        <w:t>本文档仅用于专利申请准备。</w:t>
+        <w:rPr>
+          <w:rFonts w:eastAsia="微软雅黑"/>
+          <w:rFonts w:ascii="微软雅黑" w:hAnsi="微软雅黑"/>
+          <w:b w:val="0"/>
+          <w:sz w:val="21"/>
+        </w:rPr>
+        <w:t>*本文档仅用于专利申请准备。*</w:t>
       </w:r>
     </w:p>
     <w:sectPr>
       <w:pgSz w:w="12240" w:h="15840"/>
-      <w:pgMar w:top="1440" w:right="1800" w:bottom="1440" w:left="1800" w:header="720" w:footer="720" w:gutter="0"/>
+      <w:pgMar w:top="1440" w:right="1728" w:bottom="1440" w:left="1728" w:header="720" w:footer="720" w:gutter="0"/>
       <w:cols w:space="720"/>
       <w:docGrid w:linePitch="360"/>
     </w:sectPr>
@@ -2518,10 +3246,6 @@
     <w:name w:val="Normal"/>
     <w:qFormat/>
     <w:rsid w:val="00FC693F"/>
-    <w:rPr>
-      <w:rFonts w:ascii="宋体" w:hAnsi="宋体"/>
-      <w:sz w:val="21"/>
-    </w:rPr>
   </w:style>
   <w:style w:type="paragraph" w:styleId="Header">
     <w:name w:val="header"/>

--- a/docs/patent/docx/专利12_跨平台Agent互操作API.docx
+++ b/docs/patent/docx/专利12_跨平台Agent互操作API.docx
@@ -163,7 +163,7 @@
                 <w:b w:val="0"/>
                 <w:sz w:val="19"/>
               </w:rPr>
-              <w:t>Chengyue5211</w:t>
+              <w:t>程跃</w:t>
             </w:r>
           </w:p>
         </w:tc>
@@ -199,7 +199,7 @@
                 <w:b w:val="0"/>
                 <w:sz w:val="19"/>
               </w:rPr>
-              <w:t>Chengyue5211</w:t>
+              <w:t>跃创三品文化科技有限公司</w:t>
             </w:r>
           </w:p>
         </w:tc>
@@ -2855,7 +2855,7 @@
           <w:b w:val="0"/>
           <w:sz w:val="21"/>
         </w:rPr>
-        <w:t>发明人：Chengyue5211 | 日期：2026年03月15日</w:t>
+        <w:t>发明人：程跃（跃创三品文化科技有限公司） | 日期：2026年03月15日</w:t>
       </w:r>
     </w:p>
     <w:p>

--- a/docs/patent/docx/专利12_跨平台Agent互操作API.docx
+++ b/docs/patent/docx/专利12_跨平台Agent互操作API.docx
@@ -2045,7 +2045,53 @@
           <w:color w:val="1F497D"/>
           <w:sz w:val="28"/>
         </w:rPr>
-        <w:t>四、权利要求书</w:t>
+        <w:t>四、摘要</w:t>
+      </w:r>
+    </w:p>
+    <w:p>
+      <w:pPr>
+        <w:spacing w:before="0" w:after="60"/>
+        <w:ind w:left="0"/>
+      </w:pPr>
+      <w:r>
+        <w:rPr>
+          <w:rFonts w:eastAsia="微软雅黑"/>
+          <w:rFonts w:ascii="微软雅黑" w:hAnsi="微软雅黑"/>
+          <w:b w:val="0"/>
+          <w:sz w:val="21"/>
+        </w:rPr>
+        <w:t>本发明公开了一种基于API密钥认证的数字分身跨平台Agent互操作系统。该系统通过加密安全随机数生成API密钥（每用户最多5个，带过期时间），外部Agent平台使用密钥调用RESTful接口与数字分身对话，回复经人格保真引擎处理，包含完整性格、说话风格和叙事记忆；API密钥携带作用域标识（reply/profile/stats/admin），在端点级强制检查权限实现细粒度授权；外部发送者身份以"external:{platform}:{sender_id}"命名空间化处理；所有交互自动记录审计日志（来源平台、外部用户ID、成功状态）；内置速率限制（每密钥100次/小时）防止滥用。本发明解决数字分身平台锁定问题，适用于多平台AI代理互操作、开放分身平台场景。</w:t>
+      </w:r>
+    </w:p>
+    <w:p>
+      <w:pPr>
+        <w:spacing w:before="80" w:after="80"/>
+      </w:pPr>
+      <w:r>
+        <w:rPr>
+          <w:rFonts w:eastAsia="微软雅黑"/>
+          <w:rFonts w:ascii="微软雅黑" w:hAnsi="微软雅黑"/>
+          <w:b w:val="0"/>
+          <w:color w:val="B4B4B4"/>
+          <w:sz w:val="18"/>
+        </w:rPr>
+        <w:t>――――――――――――――――――――――――――――――</w:t>
+      </w:r>
+    </w:p>
+    <w:p>
+      <w:pPr>
+        <w:spacing w:before="200" w:after="120"/>
+        <w:ind w:left="0"/>
+      </w:pPr>
+      <w:r>
+        <w:rPr>
+          <w:rFonts w:eastAsia="微软雅黑"/>
+          <w:rFonts w:ascii="微软雅黑" w:hAnsi="微软雅黑"/>
+          <w:b/>
+          <w:color w:val="1F497D"/>
+          <w:sz w:val="28"/>
+        </w:rPr>
+        <w:t>五、权利要求书</w:t>
       </w:r>
     </w:p>
     <w:p>
@@ -2196,7 +2242,7 @@
           <w:color w:val="1F497D"/>
           <w:sz w:val="28"/>
         </w:rPr>
-        <w:t>五、在先技术对比</w:t>
+        <w:t>六、在先技术对比</w:t>
       </w:r>
     </w:p>
     <w:tbl>
@@ -2506,7 +2552,7 @@
           <w:color w:val="1F497D"/>
           <w:sz w:val="28"/>
         </w:rPr>
-        <w:t>六、确权证据</w:t>
+        <w:t>七、确权证据</w:t>
       </w:r>
     </w:p>
     <w:tbl>
@@ -2765,7 +2811,7 @@
           <w:color w:val="1F497D"/>
           <w:sz w:val="28"/>
         </w:rPr>
-        <w:t>七、附件说明</w:t>
+        <w:t>八、附件说明</w:t>
       </w:r>
     </w:p>
     <w:p>

--- a/docs/patent/docx/专利12_跨平台Agent互操作API.docx
+++ b/docs/patent/docx/专利12_跨平台Agent互操作API.docx
@@ -2045,7 +2045,237 @@
           <w:color w:val="1F497D"/>
           <w:sz w:val="28"/>
         </w:rPr>
-        <w:t>四、摘要</w:t>
+        <w:t>四、附图说明</w:t>
+      </w:r>
+    </w:p>
+    <w:p>
+      <w:pPr>
+        <w:spacing w:before="0" w:after="60"/>
+        <w:ind w:left="0"/>
+      </w:pPr>
+      <w:r>
+        <w:rPr>
+          <w:rFonts w:eastAsia="微软雅黑"/>
+          <w:rFonts w:ascii="微软雅黑" w:hAnsi="微软雅黑"/>
+          <w:b w:val="0"/>
+          <w:sz w:val="21"/>
+        </w:rPr>
+        <w:t>附图1为跨平台互操作系统架构图，展示外部Agent平台通过 HTTPS 携带 API 密钥调用 DualSoul RESTful 接口，服务端经密钥验证、scope权限检查、速率限制三层拦截后，调用人格保真引擎生成回复并写入审计日志的完整系统组件关系。</w:t>
+      </w:r>
+    </w:p>
+    <w:p>
+      <w:pPr>
+        <w:spacing w:before="0" w:after="60"/>
+        <w:ind w:left="0"/>
+      </w:pPr>
+      <w:r>
+        <w:rPr>
+          <w:rFonts w:eastAsia="微软雅黑"/>
+          <w:rFonts w:ascii="微软雅黑" w:hAnsi="微软雅黑"/>
+          <w:b w:val="0"/>
+          <w:sz w:val="21"/>
+        </w:rPr>
+        <w:t>附图2为 API 密钥生命周期管理流程图，展示密钥创建（安全随机数生成→SHA-256哈希存储→明文一次性返回）、使用（哈希比对验证→scope检查→速率计数）、吊销（即时失效）的完整生命周期。</w:t>
+      </w:r>
+    </w:p>
+    <w:p>
+      <w:pPr>
+        <w:spacing w:before="0" w:after="60"/>
+        <w:ind w:left="0"/>
+      </w:pPr>
+      <w:r>
+        <w:rPr>
+          <w:rFonts w:eastAsia="微软雅黑"/>
+          <w:rFonts w:ascii="微软雅黑" w:hAnsi="微软雅黑"/>
+          <w:b w:val="0"/>
+          <w:sz w:val="21"/>
+        </w:rPr>
+        <w:t>附图3为跨平台对话人格保真引擎数据流图，展示外部消息进入后，依次注入性格画像、说话风格、叙事记忆上下文、跨语言翻译（如需）后生成回复，并附带 external_id 命名空间化处理的数据流向。</w:t>
+      </w:r>
+    </w:p>
+    <w:p>
+      <w:pPr>
+        <w:spacing w:before="0" w:after="60"/>
+        <w:ind w:left="0"/>
+      </w:pPr>
+      <w:r>
+        <w:rPr>
+          <w:rFonts w:eastAsia="微软雅黑"/>
+          <w:rFonts w:ascii="微软雅黑" w:hAnsi="微软雅黑"/>
+          <w:b w:val="0"/>
+          <w:sz w:val="21"/>
+        </w:rPr>
+        <w:t>（以上附图由专利代理人依据说明书内容绘制。）</w:t>
+      </w:r>
+    </w:p>
+    <w:p>
+      <w:pPr>
+        <w:spacing w:before="80" w:after="80"/>
+      </w:pPr>
+      <w:r>
+        <w:rPr>
+          <w:rFonts w:eastAsia="微软雅黑"/>
+          <w:rFonts w:ascii="微软雅黑" w:hAnsi="微软雅黑"/>
+          <w:b w:val="0"/>
+          <w:color w:val="B4B4B4"/>
+          <w:sz w:val="18"/>
+        </w:rPr>
+        <w:t>――――――――――――――――――――――――――――――</w:t>
+      </w:r>
+    </w:p>
+    <w:p>
+      <w:pPr>
+        <w:spacing w:before="200" w:after="120"/>
+        <w:ind w:left="0"/>
+      </w:pPr>
+      <w:r>
+        <w:rPr>
+          <w:rFonts w:eastAsia="微软雅黑"/>
+          <w:rFonts w:ascii="微软雅黑" w:hAnsi="微软雅黑"/>
+          <w:b/>
+          <w:color w:val="1F497D"/>
+          <w:sz w:val="28"/>
+        </w:rPr>
+        <w:t>五、具体实施方式</w:t>
+      </w:r>
+    </w:p>
+    <w:p>
+      <w:pPr>
+        <w:spacing w:before="160" w:after="80"/>
+        <w:ind w:left="0"/>
+      </w:pPr>
+      <w:r>
+        <w:rPr>
+          <w:rFonts w:eastAsia="微软雅黑"/>
+          <w:rFonts w:ascii="微软雅黑" w:hAnsi="微软雅黑"/>
+          <w:b/>
+          <w:color w:val="365F91"/>
+          <w:sz w:val="24"/>
+        </w:rPr>
+        <w:t>实施例一：API 密钥创建与首次跨平台调用</w:t>
+      </w:r>
+    </w:p>
+    <w:p>
+      <w:pPr>
+        <w:spacing w:before="0" w:after="60"/>
+        <w:ind w:left="0"/>
+      </w:pPr>
+      <w:r>
+        <w:rPr>
+          <w:rFonts w:eastAsia="微软雅黑"/>
+          <w:rFonts w:ascii="微软雅黑" w:hAnsi="微软雅黑"/>
+          <w:b w:val="0"/>
+          <w:sz w:val="21"/>
+        </w:rPr>
+        <w:t>第三方平台"智联助手"为用户甲创建 API 密钥：调用 POST /api/agents/keys，指定 scopes=["twin:reply","twin:profile"]、expires_in=30天，服务端生成 32 字节安全随机字符串，SHA-256 哈希后存入 agent_api_keys 表，仅本次返回明文密钥 ds_live_xxxxxxxx（创建后不再可查询）。</w:t>
+      </w:r>
+    </w:p>
+    <w:p>
+      <w:pPr>
+        <w:spacing w:before="0" w:after="60"/>
+        <w:ind w:left="0"/>
+      </w:pPr>
+      <w:r>
+        <w:rPr>
+          <w:rFonts w:eastAsia="微软雅黑"/>
+          <w:rFonts w:ascii="微软雅黑" w:hAnsi="微软雅黑"/>
+          <w:b w:val="0"/>
+          <w:sz w:val="21"/>
+        </w:rPr>
+        <w:t>智联助手首次调用：POST /api/agents/reply，Header 携带 Authorization: Bearer ds_live_xxxxxxxx，Body 为 {"platform":"zhilian","sender_id":"Z001","message":"你最近在忙什么"}。服务端哈希比对通过，验证 scope 含 twin:reply，速率计数 0/100，调用甲的人格保真引擎生成回复"最近忙着搞新项目，挺有意思的，不方便多说哈哈"，写入 agent_message_log。</w:t>
+      </w:r>
+    </w:p>
+    <w:p>
+      <w:pPr>
+        <w:spacing w:before="160" w:after="80"/>
+        <w:ind w:left="0"/>
+      </w:pPr>
+      <w:r>
+        <w:rPr>
+          <w:rFonts w:eastAsia="微软雅黑"/>
+          <w:rFonts w:ascii="微软雅黑" w:hAnsi="微软雅黑"/>
+          <w:b/>
+          <w:color w:val="365F91"/>
+          <w:sz w:val="24"/>
+        </w:rPr>
+        <w:t>实施例二：细粒度 scope 权限控制</w:t>
+      </w:r>
+    </w:p>
+    <w:p>
+      <w:pPr>
+        <w:spacing w:before="0" w:after="60"/>
+        <w:ind w:left="0"/>
+      </w:pPr>
+      <w:r>
+        <w:rPr>
+          <w:rFonts w:eastAsia="微软雅黑"/>
+          <w:rFonts w:ascii="微软雅黑" w:hAnsi="微软雅黑"/>
+          <w:b w:val="0"/>
+          <w:sz w:val="21"/>
+        </w:rPr>
+        <w:t>智联助手尝试调用 POST /api/agents/keys/revoke（required_scope="agent:admin"），但甲的密钥仅含 ["twin:reply","twin:profile"]，服务端端点级 scope 检查返回 403 Forbidden，密钥权限不被越界使用。</w:t>
+      </w:r>
+    </w:p>
+    <w:p>
+      <w:pPr>
+        <w:spacing w:before="160" w:after="80"/>
+        <w:ind w:left="0"/>
+      </w:pPr>
+      <w:r>
+        <w:rPr>
+          <w:rFonts w:eastAsia="微软雅黑"/>
+          <w:rFonts w:ascii="微软雅黑" w:hAnsi="微软雅黑"/>
+          <w:b/>
+          <w:color w:val="365F91"/>
+          <w:sz w:val="24"/>
+        </w:rPr>
+        <w:t>实施例三：审计查询与速率限制</w:t>
+      </w:r>
+    </w:p>
+    <w:p>
+      <w:pPr>
+        <w:spacing w:before="0" w:after="60"/>
+        <w:ind w:left="0"/>
+      </w:pPr>
+      <w:r>
+        <w:rPr>
+          <w:rFonts w:eastAsia="微软雅黑"/>
+          <w:rFonts w:ascii="微软雅黑" w:hAnsi="微软雅黑"/>
+          <w:b w:val="0"/>
+          <w:sz w:val="21"/>
+        </w:rPr>
+        <w:t>甲查询 GET /api/agents/stats，服务端从 agent_message_log 聚合返回：total_interactions=47、success_rate=97.9%。当智联助手调用第 101 次时，服务端检测 rate_count=101 &gt; 100，返回 429 Too Many Requests，Header 附加 Retry-After=3600，保护服务质量。</w:t>
+      </w:r>
+    </w:p>
+    <w:p>
+      <w:pPr>
+        <w:spacing w:before="80" w:after="80"/>
+      </w:pPr>
+      <w:r>
+        <w:rPr>
+          <w:rFonts w:eastAsia="微软雅黑"/>
+          <w:rFonts w:ascii="微软雅黑" w:hAnsi="微软雅黑"/>
+          <w:b w:val="0"/>
+          <w:color w:val="B4B4B4"/>
+          <w:sz w:val="18"/>
+        </w:rPr>
+        <w:t>――――――――――――――――――――――――――――――</w:t>
+      </w:r>
+    </w:p>
+    <w:p>
+      <w:pPr>
+        <w:spacing w:before="200" w:after="120"/>
+        <w:ind w:left="0"/>
+      </w:pPr>
+      <w:r>
+        <w:rPr>
+          <w:rFonts w:eastAsia="微软雅黑"/>
+          <w:rFonts w:ascii="微软雅黑" w:hAnsi="微软雅黑"/>
+          <w:b/>
+          <w:color w:val="1F497D"/>
+          <w:sz w:val="28"/>
+        </w:rPr>
+        <w:t>六、摘要</w:t>
       </w:r>
     </w:p>
     <w:p>
@@ -2091,7 +2321,7 @@
           <w:color w:val="1F497D"/>
           <w:sz w:val="28"/>
         </w:rPr>
-        <w:t>五、权利要求书</w:t>
+        <w:t>七、权利要求书</w:t>
       </w:r>
     </w:p>
     <w:p>
@@ -2242,7 +2472,7 @@
           <w:color w:val="1F497D"/>
           <w:sz w:val="28"/>
         </w:rPr>
-        <w:t>六、在先技术对比</w:t>
+        <w:t>八、在先技术对比</w:t>
       </w:r>
     </w:p>
     <w:tbl>
@@ -2552,7 +2782,7 @@
           <w:color w:val="1F497D"/>
           <w:sz w:val="28"/>
         </w:rPr>
-        <w:t>七、确权证据</w:t>
+        <w:t>九、确权证据</w:t>
       </w:r>
     </w:p>
     <w:tbl>
@@ -2811,7 +3041,7 @@
           <w:color w:val="1F497D"/>
           <w:sz w:val="28"/>
         </w:rPr>
-        <w:t>八、附件说明</w:t>
+        <w:t>十、附件说明</w:t>
       </w:r>
     </w:p>
     <w:p>

--- a/docs/patent/docx/专利12_跨平台Agent互操作API.docx
+++ b/docs/patent/docx/专利12_跨平台Agent互操作API.docx
@@ -2290,7 +2290,7 @@
           <w:b w:val="0"/>
           <w:sz w:val="21"/>
         </w:rPr>
-        <w:t>本发明公开了一种基于API密钥认证的数字分身跨平台Agent互操作系统。该系统通过加密安全随机数生成API密钥（每用户最多5个，带过期时间），外部Agent平台使用密钥调用RESTful接口与数字分身对话，回复经人格保真引擎处理，包含完整性格、说话风格和叙事记忆；API密钥携带作用域标识（reply/profile/stats/admin），在端点级强制检查权限实现细粒度授权；外部发送者身份以"external:{platform}:{sender_id}"命名空间化处理；所有交互自动记录审计日志（来源平台、外部用户ID、成功状态）；内置速率限制（每密钥100次/小时）防止滥用。本发明解决数字分身平台锁定问题，适用于多平台AI代理互操作、开放分身平台场景。</w:t>
+        <w:t>本发明公开了一种基于API密钥认证的数字分身跨平台Agent互操作系统。该系统通过加密安全随机数生成API密钥，外部Agent平台使用密钥调用RESTful接口与数字分身对话，回复经人格保真引擎处理（含性格、说话风格和叙事记忆）；API密钥携带作用域标识（reply/profile/stats/admin），在端点级强制检查权限实现细粒度授权；外部发送者身份以"external:{platform}:{id}"命名空间化处理；所有交互自动记录审计日志（来源平台、用户ID、成功状态）；内置速率限制（每密钥100次/小时）防止滥用。本发明解决数字分身平台锁定问题，适用于多平台AI代理互操作、开放分身平台场景。</w:t>
       </w:r>
     </w:p>
     <w:p>
